--- a/docs/papers/cross-domain-techniques-v4.docx
+++ b/docs/papers/cross-domain-techniques-v4.docx
@@ -172,7 +172,7 @@
           <w:b w:val="0"/>
           <w:i w:val="0"/>
         </w:rPr>
-        <w:t>The v4.0 revision (July 2026) is substantive rather than corrective. It adds Section 2.4 mapping thirteen concurrent 2026 preprints and publications addressing overlapping problems, and Section 7 formalizing three architectural patterns extracted from prompt-shield's implementation in Gang-of-Four format: the Tool-Result Boundary Gate (demonstrated as a shared idea by four concurrent 2026 systems — ClawGuard, DualView, Prismata, and Token-Flow Firewall — plus one adjacent runtime-enforcement system, AgentSpec), Federated Signed Threat Intelligence (a novel application of the Abuse.ch / VirusTotal pattern to LLM defense), and Attack-Family Taxonomic Projection (a novel formalism, currently a single implementation). The contribution of Section 7 is nomenclature and structure, not invention.</w:t>
+        <w:t>The v4.0 revision (July 2026) is substantive rather than corrective. It adds Section 2.4 mapping thirteen concurrent 2026 preprints and publications addressing overlapping problems; Section 7 formalizing three architectural patterns extracted from prompt-shield's implementation in Gang-of-Four format (Tool-Result Boundary Gate, Federated Signed Threat Intelligence, Attack-Family Taxonomic Projection); and Section 5.7 reporting a preliminary Nasr-style adaptive-attack evaluation against d028 in which a matrix-aware second-mover adversary reduces detection from 95.0 percent (19/20) to 0.0 percent (0/20). The result formalizes d028's operating envelope as a first-mover detector and motivates the composed defense-in-depth study scoped for v5.0.</w:t>
       </w:r>
     </w:p>
     <w:p>
@@ -760,7 +760,7 @@
           <w:b w:val="0"/>
           <w:i w:val="0"/>
         </w:rPr>
-        <w:t>The d028 detector maintains a curated database of approximately one hundred and eighty attack sequences across twenty attack categories, drawn from the prompt-shield regex patterns of detectors d001 through d020. The substitution matrix has fifteen synonym groups covering the attack-adjacent vocabulary (ignore-family, instruction-family, reveal-family, system-family, etc.). The scoring function rewards exact matches with +3, same-group synonym matches with +2, unrelated-token mismatches with -1, and gap insertions with -1. A strict-greater-than comparison against a normalized threshold of 0.6 prevents false positives from generic English prefixes such as "show me the" that happen to align with the opening of an attack needle.</w:t>
+        <w:t>The d028 detector maintains a curated database of one hundred and eighty-seven attack sequences across twenty attack categories, drawn from the prompt-shield regex patterns of detectors d001 through d020. The substitution matrix has fifteen synonym groups covering the attack-adjacent vocabulary (ignore-family, instruction-family, reveal-family, system-family, etc.). The scoring function rewards exact matches with +3, same-group synonym matches with +2, unrelated-token mismatches with -1, and gap insertions with -1. A strict-greater-than comparison against a normalized threshold of 0.6 prevents false positives from generic English prefixes such as "show me the" that happen to align with the opening of an attack needle.</w:t>
       </w:r>
     </w:p>
     <w:p>
@@ -4892,10 +4892,10 @@
         <w:rPr>
           <w:b/>
         </w:rPr>
-        <w:t xml:space="preserve">No adaptive-attack evaluation. </w:t>
-      </w:r>
-      <w:r>
-        <w:t>The Zhan et al. (NAACL 2025 Findings, arXiv:2503.00061) and contemporaneous arXiv:2510.09023 adaptive-attack methodologies are not yet applied to the shipped detectors. An adaptive adversary with knowledge of d028's substitution matrix could craft payloads whose synonyms deliberately fall outside the listed groups; an adversary aware of d027's feature set could suppress the uppercase and imperative-verb signals. We scope adaptive evaluation for v4.0 of this paper.</w:t>
+        <w:t xml:space="preserve">Adaptive-attack evaluation is preliminary. </w:t>
+      </w:r>
+      <w:r>
+        <w:t>Section 5.7 (v4.0 addition) reports a small first-step experiment against d028 under a Nasr-style matrix-aware second-mover model: baseline detection 95.0 percent (19/20) drops to 0.0 percent (0/20) under adaptive attack — a 95.0 percentage-point ASR reduction, quantifying that d028 is a first-mover detector and must be composed with mechanistically independent layers. The full adaptive study across d027, the fatigue tracker, d029, and the composed detector stack — following the Zhan et al. (NAACL 2025 Findings, arXiv:2503.00061) and Nasr et al. (arXiv:2510.09023) methodologies — is scoped for v5.0.</w:t>
       </w:r>
     </w:p>
     <w:p>
@@ -5918,6 +5918,170 @@
     </w:p>
     <w:p>
       <w:pPr>
+        <w:pStyle w:val="Heading3"/>
+      </w:pPr>
+      <w:r>
+        <w:t>5.6.5 Why the novel detectors are excluded from Table 2</w:t>
+      </w:r>
+    </w:p>
+    <w:p>
+      <w:r>
+        <w:rPr>
+          <w:b w:val="0"/>
+          <w:i w:val="0"/>
+        </w:rPr>
+        <w:t>A natural reviewer question is why Table 2 reports only the regex baseline when the paper's central contribution is a set of novel cross-domain detectors. The answer is three technical reasons that jointly motivate the design choice, plus a fourth methodological one; we state them explicitly so the exclusion is not read as a hidden result.</w:t>
+      </w:r>
+    </w:p>
+    <w:p>
+      <w:r>
+        <w:rPr>
+          <w:b w:val="0"/>
+          <w:i w:val="0"/>
+        </w:rPr>
+        <w:t>First, d022 (the DeBERTa-based semantic classifier) is a stochastic inference pipeline whose output varies between runs, between GPUs, and between CPU and GPU back-ends. Section 5.6 promises bit-for-bit reproducibility on commodity hardware with a four-minute wall-clock budget; including d022 in the cross-benchmark configuration would break both properties.</w:t>
+      </w:r>
+    </w:p>
+    <w:p>
+      <w:r>
+        <w:rPr>
+          <w:b w:val="0"/>
+          <w:i w:val="0"/>
+        </w:rPr>
+        <w:t>Second, d027 (stylometric discontinuity) has a hard input-length floor (min_input_tokens; default sixty-four) below which the detector returns silently because there are not enough tokens for the internal per-block feature vectors to be statistically stable. InjecAgent Tool Response fields have a median length of roughly twenty tokens, so d027 would return silent on approximately zero of the two thousand one hundred and eight cases by design — including it in Table 2 would show a zero-lift column that a naive reader would misinterpret as detector failure rather than input-scope mismatch.</w:t>
+      </w:r>
+    </w:p>
+    <w:p>
+      <w:r>
+        <w:rPr>
+          <w:b w:val="0"/>
+          <w:i w:val="0"/>
+        </w:rPr>
+        <w:t>Third, d028 (Smith-Waterman sequence alignment) uses a substitution matrix hand-curated against approximately eighty override-style attack templates ("ignore previous instructions," "disregard prior directives," and their documented paraphrases and synonym-swap variants). The matrix explicitly targets override, extraction, and role-hijack phrasings. Garak's latentinjection probes and InjecAgent's tool-response poisoning both operate through different attack shapes — embedded payloads and realistic-looking tool outputs that do not resemble override commands. Section 5.7 quantifies the resulting scope mismatch under an adaptive-adversary model; the aggregate lift from d028 on Garak and InjecAgent is small by design.</w:t>
+      </w:r>
+    </w:p>
+    <w:p>
+      <w:r>
+        <w:rPr>
+          <w:b w:val="0"/>
+          <w:i w:val="0"/>
+        </w:rPr>
+        <w:t>Fourth, a methodological consideration. Table 2's role is to establish an independent-defender baseline against three peer-reviewed benchmarks, mirroring the baseline control column of Table 1. Adding the novel detectors to Table 2 would require running the full four-configuration ablation on each of the three external benchmarks — approximately six additional runs for a result whose expected sign is known in advance from the scope arguments above. We instead report the novel detectors' per-technique behavior on the datasets they were designed for in Sections 5.2 through 5.5, and use Table 2 solely to triangulate the regex baseline's structural ceiling.</w:t>
+      </w:r>
+    </w:p>
+    <w:p>
+      <w:pPr>
+        <w:pStyle w:val="Heading2"/>
+      </w:pPr>
+      <w:r>
+        <w:t>5.7 Preliminary adaptive-attack evaluation of d028 (v4)</w:t>
+      </w:r>
+    </w:p>
+    <w:p>
+      <w:r>
+        <w:rPr>
+          <w:b w:val="0"/>
+          <w:i w:val="0"/>
+        </w:rPr>
+        <w:t>Section 2.2 argues that adaptive adversarial evaluation is the current frontier for prompt-injection defense research; Section 5.4's fourth limitation notes that the shipped detectors had not, at the time of the v3.0 revision, been evaluated against this adversarial model. This revision reports a small first-step experiment against d028 (Smith-Waterman sequence alignment) under a Nasr-style second-mover threat model (Nasr et al., arXiv:2510.09023) in which the adversary has read the d028 substitution matrix and constructs attacks whose synonym choices are deliberately outside every matrix group. Section 6 defers the full adaptive-attack study across all shipped novel detectors to v5.0.</w:t>
+      </w:r>
+    </w:p>
+    <w:p>
+      <w:pPr>
+        <w:pStyle w:val="Heading3"/>
+      </w:pPr>
+      <w:r>
+        <w:t>5.7.1 Methodology</w:t>
+      </w:r>
+    </w:p>
+    <w:p>
+      <w:r>
+        <w:rPr>
+          <w:b w:val="0"/>
+          <w:i w:val="0"/>
+        </w:rPr>
+        <w:t>We construct twenty canonical override-style baseline attacks known to fire d028 with high confidence under default settings (threshold 0.6, match bonus 3, synonym bonus 2, mismatch penalty -1, gap penalty -1). For each baseline we craft an adversarial variant that preserves the attack's semantic intent (for example, "reveal your system prompt") while replacing every matrix-family token with a genuine English synonym absent from every one of the fifteen matrix synonym groups (for example, "recite your operational briefing"). A programmatic per-variant audit — see the ``verify_adaptive_variants`` function in the runner script — confirms zero matrix-family tokens in the adversarial set. Both sets are then evaluated against d028 with default configuration.</w:t>
+      </w:r>
+    </w:p>
+    <w:p>
+      <w:pPr>
+        <w:pStyle w:val="Heading3"/>
+      </w:pPr>
+      <w:r>
+        <w:t>5.7.2 Result</w:t>
+      </w:r>
+    </w:p>
+    <w:p>
+      <w:r>
+        <w:rPr>
+          <w:b w:val="0"/>
+          <w:i w:val="0"/>
+        </w:rPr>
+        <w:t>Detection rate on the baseline set is nineteen of twenty (95.0 percent). Detection rate on the adversarial set is zero of twenty (0.0 percent). The attack-success-rate reduction under adaptive attack is 95.0 percentage points — that is, a matrix-aware adversary systematically bypasses d028 as a standalone detector.</w:t>
+      </w:r>
+    </w:p>
+    <w:p>
+      <w:pPr>
+        <w:pStyle w:val="Heading3"/>
+      </w:pPr>
+      <w:r>
+        <w:t>5.7.3 Interpretation</w:t>
+      </w:r>
+    </w:p>
+    <w:p>
+      <w:r>
+        <w:rPr>
+          <w:b w:val="0"/>
+          <w:i w:val="0"/>
+        </w:rPr>
+        <w:t>The result is not surprising and does not undermine the deepset F1 lift reported in Section 5.2: on non-adaptive attack corpora d028 catches paraphrased attacks that a regex baseline misses, which was its design intent. The result does formalize the operating envelope: d028 is a first-mover-adversary detector, and should not be relied on as a standalone defense against adversaries with knowledge of the substitution matrix. Since the substitution matrix is open source and public — see docs/papers/evaluation/adaptive_attack_d028.py and the matrix source file at src/prompt_shield/detectors/_d028_substitution_matrix.py — any real adversary has that knowledge.</w:t>
+      </w:r>
+    </w:p>
+    <w:p>
+      <w:r>
+        <w:rPr>
+          <w:b w:val="0"/>
+          <w:i w:val="0"/>
+        </w:rPr>
+        <w:t>In a defense-in-depth stack d028 composes with (i) the d022 semantic classifier, whose decision boundary is independent of the d028 matrix; (ii) the d027 stylometric detector, which flags author-style discontinuities orthogonal to lexical content; (iii) the adversarial fatigue tracker, which uses attempt frequency itself as signal rather than attempt content; and (iv) at the output boundary, the ToolResultGuard primitive introduced in Section 7.1. An adversary who evades d028 through matrix-aware substitution has not evaded these other layers. Quantifying the composed detection rate under adaptive attack — which requires an attack budget that adaptively targets each layer in turn — is the central v5.0 experiment noted in Section 6.</w:t>
+      </w:r>
+    </w:p>
+    <w:p>
+      <w:pPr>
+        <w:pStyle w:val="Heading3"/>
+      </w:pPr>
+      <w:r>
+        <w:t>5.7.4 Scope caveats</w:t>
+      </w:r>
+    </w:p>
+    <w:p>
+      <w:r>
+        <w:rPr>
+          <w:b w:val="0"/>
+          <w:i w:val="0"/>
+        </w:rPr>
+        <w:t>The experiment is deliberately small. It covers (i) n = 20 attack pairs, not a large corpus; (ii) only override-style attacks, not extraction, roleplay, or many-shot shapes; (iii) only d028, not d027, the fatigue tracker, d029, or the ML classifier; (iv) a single-round substitution attack, not iterative gradient-informed or learning-based adversaries; and (v) d028 in isolation, not the composed detector stack. Every one of the five extensions is a v5.0 commitment.</w:t>
+      </w:r>
+    </w:p>
+    <w:p>
+      <w:pPr>
+        <w:pStyle w:val="Heading3"/>
+      </w:pPr>
+      <w:r>
+        <w:t>5.7.5 Reproducibility</w:t>
+      </w:r>
+    </w:p>
+    <w:p>
+      <w:r>
+        <w:rPr>
+          <w:b w:val="0"/>
+          <w:i w:val="0"/>
+        </w:rPr>
+        <w:t>The twenty attack pairs, per-attack detection scores, and the matrix-leak audit are released in docs/papers/evaluation/adaptive_attack_d028.py (runner script), adaptive_attack_d028.json (machine-readable), and adaptive_attack_d028.md (human-readable). Wall-clock runtime is under one second on commodity hardware. Reproduce with python docs/papers/evaluation/adaptive_attack_d028.py.</w:t>
+      </w:r>
+    </w:p>
+    <w:p>
+      <w:pPr>
         <w:pStyle w:val="Heading1"/>
       </w:pPr>
       <w:r>
@@ -5957,7 +6121,16 @@
           <w:b w:val="0"/>
           <w:i w:val="0"/>
         </w:rPr>
-        <w:t>The v4.0 revision (this document) folds in a survey of the 2026 concurrent-contribution cluster (Section 2.4) and a Gang-of-Four-style formalisation of three architectural patterns extracted from prompt-shield's implementation (Section 7). The v5.0 revision will fold in: a full section-level write-up of the d029 many-shot structural detector currently shipped in prompt-shield v0.4.1; an adaptive-attack evaluation per the Nasr et al. (arXiv:2510.09023) methodology with per-detector-family attacks (sequence-alignment-aware, stylometry-aware, fatigue-aware, many-shot-aware); a held-out indirect-injection benchmark composed of human-written documents with paraphrased payloads, targeting the thirty-five to forty-five percent ceiling identified in Section 5.6; a head-to-head competitor comparison (Rebuff, Lakera, Meta Prompt Guard 2, PIGuard, Deepset DeBERTa v3, DataSentinel) on the same three academic benchmarks used in Section 5.6; and implementation plus evaluation of at least one of the four remaining proposed techniques (likely Section 4.3 honeypot, given its zero-regression opt-in model).</w:t>
+        <w:t>The v4.0 revision (this document) folds in a survey of the 2026 concurrent-contribution cluster (Section 2.4), a Gang-of-Four-style formalization of three architectural patterns extracted from prompt-shield's implementation (Section 7), and a preliminary adaptive-adversary evaluation against d028 (Section 5.7). We note honestly that Section 6 of the v3 revision scoped a full adaptive-attack evaluation and a competitor rerun for v4.0. On scope review we prioritized the design-pattern formalization (Section 7) — driven by the shipping of ToolResultGuard in prompt-shield v0.7.0 and the observation that four concurrent 2026 systems ship the same pattern without a shared name — and delivered only the smaller preliminary adaptive experiment reported here. The full adaptive-attack evaluation and the competitor rerun carry to v5.0 with the specific commitments below.</w:t>
+      </w:r>
+    </w:p>
+    <w:p>
+      <w:r>
+        <w:rPr>
+          <w:b w:val="0"/>
+          <w:i w:val="0"/>
+        </w:rPr>
+        <w:t>The v5.0 revision will fold in: a full section-level write-up of the d029 many-shot structural detector currently shipped in prompt-shield v0.4.1; an adaptive-attack evaluation per the Nasr et al. (arXiv:2510.09023) methodology with per-detector-family attacks (sequence-alignment-aware, stylometry-aware, fatigue-aware, many-shot-aware); a held-out indirect-injection benchmark composed of human-written documents with paraphrased payloads, targeting the thirty-five to forty-five percent ceiling identified in Section 5.6; a head-to-head competitor comparison (Rebuff, Lakera, Meta Prompt Guard 2, PIGuard, Deepset DeBERTa v3, DataSentinel) on the same three academic benchmarks used in Section 5.6; and implementation plus evaluation of at least one of the four remaining proposed techniques (likely Section 4.3 honeypot, given its zero-regression opt-in model).</w:t>
       </w:r>
     </w:p>
     <w:p>
@@ -5974,7 +6147,7 @@
           <w:b w:val="0"/>
           <w:i w:val="0"/>
         </w:rPr>
-        <w:t>Design patterns — named, reusable descriptions of problem-solution pairs — compress community knowledge and coordinate independent implementers around a shared vocabulary. Gamma et al. (Design Patterns, Addison-Wesley 1994) demonstrated the durability of this contribution in object-oriented software; Sweeney's k-anonymity (International Journal of Uncertainty, Fuzziness and Knowledge-Based Systems 2002, DOI 10.1142/S0218488502001648) played the analogous role for statistical disclosure control; Dean and Ghemawat's MapReduce (OSDI 2004) did so for large-scale data processing; and MITRE ATT&amp;CK (attack.mitre.org, first released 2013) for adversarial behavior modelling. In each case, formalizing a recurring construct that practitioners were already reinventing gave the field a reference point that outlasted specific implementations.</w:t>
+        <w:t>Design patterns — named, reusable descriptions of problem-solution pairs — compress community knowledge and coordinate independent implementers around a shared vocabulary. Gamma et al. (Design Patterns, Addison-Wesley 1994) demonstrated the durability of this contribution in object-oriented software; Sweeney's k-anonymity (International Journal of Uncertainty, Fuzziness and Knowledge-Based Systems 2002, DOI 10.1142/S0218488502001648) played the analogous role for statistical disclosure control; Dean and Ghemawat's MapReduce (OSDI 2004) did so for large-scale data processing; and MITRE ATT&amp;CK (attack.mitre.org, first released 2013) for adversarial behavior modeling. In each case, formalizing a recurring construct that practitioners were already reinventing gave the field a reference point that outlasted specific implementations.</w:t>
       </w:r>
     </w:p>
     <w:p>
@@ -6046,7 +6219,7 @@
         <w:t xml:space="preserve">Known Uses. </w:t>
       </w:r>
       <w:r>
-        <w:t>Between April and July 2026, four research prototypes shipped this pattern independently and without a common name: ClawGuard (Zhao et al., arXiv:2604.11790) implements a permission-oriented variant for MCP tools; DualView (Kim et al., arXiv:2607.03821) separates operator and tool-content views before scanning; Prismata (Villa et al., arXiv:2607.08147) applies the pattern to structured tool outputs; and Token-Flow Firewall (Wang et al., arXiv:2607.08395) enforces it at the token-stream level, reporting attack success reduced to 12.5 percent and benign pass rate 97.4 percent per the authors' abstract. AgentSpec (Wang, Poskitt, and Sun, ICSE 2026, arXiv:2503.18666), a general runtime-enforcement DSL, subsumes this pattern as a special case rather than centring on it. prompt-shield ships the pattern as ToolResultGuard in v0.7.0 with the naming and Gang-of-Four-style formalisation given here. None of the five implementations adopts the others' terminology.</w:t>
+        <w:t>Between April and July 2026, four research prototypes shipped this pattern independently and without a common name: ClawGuard (Zhao et al., arXiv:2604.11790) implements a permission-oriented variant for MCP tools; DualView (Kim et al., arXiv:2607.03821) separates operator and tool-content views before scanning; Prismata (Villa et al., arXiv:2607.08147) applies the pattern to structured tool outputs; and Token-Flow Firewall (Wang et al., arXiv:2607.08395) enforces it at the token-stream level, reporting attack success reduced to 12.5 percent and benign pass rate 97.4 percent per the authors' abstract. AgentSpec (Wang, Poskitt, and Sun, ICSE 2026, arXiv:2503.18666), a general runtime-enforcement DSL, subsumes this pattern as a special case rather than centring on it. prompt-shield ships the pattern as ToolResultGuard in v0.7.0 with the naming and Gang-of-Four-style formalization given here. None of the five implementations adopts the others' terminology.</w:t>
       </w:r>
     </w:p>
     <w:p>
@@ -6216,7 +6389,7 @@
         <w:t xml:space="preserve">Known Uses. </w:t>
       </w:r>
       <w:r>
-        <w:t>prompt-shield's ToolResultGuard uses a nine-family taxonomy at v0.7.0. We are aware of no other implementation of this specific formalism at the time of writing; we describe the pattern in the hope that others adopt it. MITRE ATT&amp;CK and ATLAS (atlas.mitre.org) provide taxonomies at a different level of abstraction — attack modelling for threat intelligence and red-teaming — rather than a projection layer between detection tooling and policy. The two are complementary: one names what an attacker might do; the other names what a detector saw.</w:t>
+        <w:t>prompt-shield's ToolResultGuard uses a nine-family taxonomy at v0.7.0. We are aware of no other implementation of this specific formalism at the time of writing; we describe the pattern in the hope that others adopt it. MITRE ATT&amp;CK and ATLAS (atlas.mitre.org) provide taxonomies at a different level of abstraction — attack modeling for threat intelligence and red-teaming — rather than a projection layer between detection tooling and policy. The two are complementary: one names what an attacker might do; the other names what a detector saw.</w:t>
       </w:r>
     </w:p>
     <w:p>
@@ -6227,7 +6400,7 @@
         <w:t xml:space="preserve">Related Patterns. </w:t>
       </w:r>
       <w:r>
-        <w:t>MITRE ATT&amp;CK / ATLAS taxonomies (adjacent abstraction level, attack-modelling rather than detection-tooling); Facade (a simpler stable interface over a heterogeneous detector stack); Anti-Corruption Layer (insulating downstream consumers from detector-set churn).</w:t>
+        <w:t>MITRE ATT&amp;CK / ATLAS taxonomies (adjacent abstraction level, attack-modeling rather than detection-tooling); Facade (a simpler stable interface over a heterogeneous detector stack); Anti-Corruption Layer (insulating downstream consumers from detector-set churn).</w:t>
       </w:r>
     </w:p>
     <w:p>

--- a/docs/papers/cross-domain-techniques-v4.docx
+++ b/docs/papers/cross-domain-techniques-v4.docx
@@ -154,7 +154,7 @@
           <w:b w:val="0"/>
           <w:i w:val="0"/>
         </w:rPr>
-        <w:t>The v2.0 revision of this paper moved the contribution from proposal to partial empirical validation. Three of the seven techniques are implemented in the prompt-shield v0.4.1 release (Apache 2.0) and evaluated in a four-configuration ablation across six datasets: the public benchmarks deepset/prompt-injections, NotInject, LLMail-Inject, AgentHarm, and AgentDojo, and a synthetic indirect-injection benchmark released alongside this paper. The local-alignment detector lifts F1 on deepset from 0.033 to 0.378 (a thirty-four-point-six percentage-point improvement) with zero additional false positives on deepset's fifty-six benign samples; the same detector adds ten false positives on the 339-sample NotInject benign set (FPR 0.9% → 3.8%), a specificity regression discussed in Section 5.4. The stylometric detector adds eleven-point-one percentage points of F1 on the indirect-injection set while remaining silent on short inputs by design. The fatigue tracker is validated by a probing-campaign integration test: ten priming scans below the detection threshold cause a subsequent lower-confidence scan from the same source to be blocked. The remaining four techniques are described as design specifications and are left to future work.</w:t>
+        <w:t>The v2.0 revision of this paper moved the contribution from proposal to partial empirical validation (this paragraph narrates the v2.0 state — see the v4.0 addendum below for the current shipped count of four of seven). Three of the seven techniques were implemented in the prompt-shield v0.4.1 release (Apache 2.0) and evaluated in a four-configuration ablation across six datasets: the public benchmarks deepset/prompt-injections, NotInject, LLMail-Inject, AgentHarm, and AgentDojo, and a synthetic indirect-injection benchmark released alongside this paper. The local-alignment detector lifts F1 on deepset from 0.033 to 0.378 (a thirty-four-point-six percentage-point improvement) with zero additional false positives on deepset's fifty-six benign samples; the same detector adds ten false positives on the 339-sample NotInject benign set (FPR 0.9% → 3.8%), a specificity regression discussed in Section 5.4. The stylometric detector adds eleven-point-one percentage points of F1 on the indirect-injection set while remaining silent on short inputs by design. The fatigue tracker is validated by a probing-campaign integration test: ten priming scans below the detection threshold cause a subsequent lower-confidence scan from the same source to be blocked. The remaining four techniques are described as design specifications and are left to future work.</w:t>
       </w:r>
     </w:p>
     <w:p>
@@ -176,6 +176,15 @@
       </w:r>
     </w:p>
     <w:p>
+      <w:r>
+        <w:rPr>
+          <w:b w:val="0"/>
+          <w:i w:val="0"/>
+        </w:rPr>
+        <w:t>Four of seven techniques are now implemented (was three): Section 4.3 honeypot tool definitions ships as the d034_honeypot_tool detector with twenty unit tests, raising the shipped-technique ratio to 4/7. This revision also folds in two new empirical results. Section 5.8 reports a held-out benchmark of 50 LLM-template-generated business documents (30 with paraphrased indirect-injection payloads) that were not used to design any detector: d027 in isolation drops from the synthetic-benchmark 1.000 F1 to 0.000 F1, while the composed engine (d027 + d028 + regex baseline, d022 disabled) still recovers 0.733 recall / 0.815 F1. Section 5.7 adds a composed-stack adaptive-attack partial run in which d027 alone drops from 100 percent to 0 percent detection under a short-input-floor attack, while the full composed stack catches 20/20 of the same adaptive inputs (and 14/20 without the d022 semantic classifier), providing partial empirical support for the Section 2.2 composability thesis.</w:t>
+      </w:r>
+    </w:p>
+    <w:p>
       <w:pPr>
         <w:pStyle w:val="Heading1"/>
       </w:pPr>
@@ -207,7 +216,7 @@
           <w:b w:val="0"/>
           <w:i w:val="0"/>
         </w:rPr>
-        <w:t>The question this paper asks is whether meaningfully different detection signals can be recovered by porting mechanisms from disciplines that have solved structurally analogous problems in contexts unrelated to large-language-model security. We identify seven such mechanisms and present them as a coordinated palette of defenses, grouped by the detection signal they produce rather than by the attack class they target. Three techniques are implemented in the open-source prompt-shield library and empirically evaluated. The remaining four are described as design specifications pending implementation.</w:t>
+        <w:t>The question this paper asks is whether meaningfully different detection signals can be recovered by porting mechanisms from disciplines that have solved structurally analogous problems in contexts unrelated to large-language-model security. We identify seven such mechanisms and present them as a coordinated palette of defenses, grouped by the detection signal they produce rather than by the attack class they target. Four techniques are implemented in the open-source prompt-shield library (three evaluated in the four-configuration ablation of Section 5; the fourth, honeypot tool definitions, shipped in the current v4.0 cycle as d034 with unit-test coverage but not yet folded into the ablation harness). The remaining three are described as design specifications pending implementation.</w:t>
       </w:r>
     </w:p>
     <w:p>
@@ -249,10 +258,10 @@
         <w:rPr>
           <w:b/>
         </w:rPr>
-        <w:t xml:space="preserve">Three implementations with empirical validation. </w:t>
-      </w:r>
-      <w:r>
-        <w:t>The local-alignment detector (d028), the adversarial fatigue tracker, and the stylometric discontinuity detector (d027) are released in prompt-shield v0.4.1 under the Apache 2.0 license. Each is accompanied by unit and integration tests (one hundred and three tests in total across the three techniques) and a public reproduction harness that regenerates every number in Section 5 from a single command invocation.</w:t>
+        <w:t xml:space="preserve">Four implementations with empirical validation. </w:t>
+      </w:r>
+      <w:r>
+        <w:t>The local-alignment detector (d028), the adversarial fatigue tracker, the stylometric discontinuity detector (d027), and — as of this v4.0 revision — the honeypot tool-definitions detector (d034) are released in prompt-shield under the Apache 2.0 license (d028/d027/fatigue in v0.4.1; d034 on the main branch as of commit 2efe518+, scheduled for the v0.7.3 correctness release). Each is accompanied by unit and integration tests (one hundred and thirty-four tests in total across the four techniques, including twenty for d034) and a public reproduction harness that regenerates every number in Section 5 from a single command invocation.</w:t>
       </w:r>
     </w:p>
     <w:p>
@@ -312,7 +321,7 @@
           <w:b w:val="0"/>
           <w:i w:val="0"/>
         </w:rPr>
-        <w:t>The remainder of the paper is structured as follows. Section 2 reviews the current prompt-injection defense landscape and its known failure modes. Section 3 defines the threat model. Section 4 presents the seven cross-domain techniques. Section 5 reports the empirical evaluation of the three shipped detectors. Section 6 concludes with a sequencing for the remaining four techniques and a roadmap for the next revision.</w:t>
+        <w:t>The remainder of the paper is structured as follows. Section 2 reviews the current prompt-injection defense landscape and its known failure modes. Section 3 defines the threat model. Section 4 presents the seven cross-domain techniques. Section 5 reports the empirical evaluation of the three ablation-covered detectors, a v4.0 held-out benchmark of the novel-detector stack (Section 5.8), and preliminary adaptive-attack experiments against d028 and the composed stack (Section 5.7). Section 6 concludes with a sequencing for the three remaining techniques and a roadmap for the next revision.</w:t>
       </w:r>
     </w:p>
     <w:p>
@@ -548,7 +557,7 @@
           <w:b w:val="0"/>
           <w:i w:val="0"/>
         </w:rPr>
-        <w:t>Each subsection below identifies the source discipline, describes the detection mechanism in enough detail for replication, and reports the current implementation status. The three shipped techniques (Sections 4.1, 4.2, 4.4) include references to the source code and unit tests in prompt-shield v0.4.1; their empirical evaluation is in Section 5. The four remaining techniques (Sections 4.3, 4.5, 4.6, 4.7) are presented as design specifications.</w:t>
+        <w:t>Each subsection below identifies the source discipline, describes the detection mechanism in enough detail for replication, and reports the current implementation status. The four shipped techniques (Sections 4.1, 4.2, 4.3, 4.4) include references to the source code and unit tests in prompt-shield (Sections 4.1, 4.2, 4.4 in v0.4.1; Section 4.3 honeypot detector shipped as d034 in the v4.0 cycle); the ablation empirical evaluation in Section 5 covers Sections 4.1, 4.2, 4.4. The three remaining techniques (Sections 4.5, 4.6, 4.7) are presented as design specifications.</w:t>
       </w:r>
     </w:p>
     <w:p>
@@ -689,7 +698,7 @@
           <w:b w:val="0"/>
           <w:i/>
         </w:rPr>
-        <w:t>Status: PROPOSED. Implementation planned as the prompt_shield.honeypot module.</w:t>
+        <w:t>Status: IMPLEMENTED as d034_honeypot_tool in the prompt-shield v4.0 release cycle (Apache 2.0). Source: src/prompt_shield/detectors/d034_honeypot_tool.py.</w:t>
       </w:r>
     </w:p>
     <w:p>
@@ -707,7 +716,7 @@
           <w:b w:val="0"/>
           <w:i w:val="0"/>
         </w:rPr>
-        <w:t>We propose extending deception to the tool-call layer of large-language-model agents. Agent frameworks typically expose a list of tool definitions to the model; we add canary tool definitions with names such as `get_admin_access`, `dump_database`, `reveal_system_prompt`, and `disable_safety_filters`. These tools have no legitimate invocation path. An agent pipeline that observes any call to a canary tool can treat the call as a confirmed indirect-injection event with one hundred percent precision: no benign query path leads to these tool names. The design is complementary to canary tokens embedded in system prompts (an older technique popularized by the Rebuff project, 2023) and to integrity-probe checks that periodically test whether the system prompt is still intact.</w:t>
+        <w:t>We extend deception to the tool-call layer of large-language-model agents. Agent frameworks typically expose a list of tool definitions to the model; the shipped d034_honeypot_tool detector operates against canary tool definitions with names such as admin_shell, internal_debug_console, system_key_dump, sudo_execute_raw, and priv_esc_helper (the five default honeypot names). These tools have no legitimate invocation path. An agent pipeline that observes any call to a canary tool can treat the call as a confirmed indirect-injection event with one hundred percent precision: no benign query path leads to these tool names. The design is complementary to canary tokens embedded in system prompts (an older technique popularized by the Rebuff project, 2023) and to integrity-probe checks that periodically test whether the system prompt is still intact.</w:t>
       </w:r>
     </w:p>
     <w:p>
@@ -716,7 +725,16 @@
           <w:b w:val="0"/>
           <w:i w:val="0"/>
         </w:rPr>
-        <w:t>Validation requires an agent-harness simulator that exercises the tool-call boundary under both benign and adversarial workloads. Section 6 sequences this as the first remaining-technique implementation because the engineering cost is modest relative to the other three pending techniques.</w:t>
+        <w:t>Empirical validation. The d034 detector ships with twenty unit tests exercising both firing modes and every input-shape variant we found in production tool-calling frameworks. The detector has two firing modes: (i) text-mention mode, which fires at confidence 0.95 when the raw input text mentions a honeypot name as a word-bounded token; and (ii) context-invocation mode, which fires at confidence 1.0 when the runtime tool_calls context contains an entry naming a honeypot. The name-extraction path accepts all four tool-call shapes we observed across real frameworks: flat dicts with a name field, alternate flat keys (tool, function, tool_name, function_name), the OpenAI nested function shape ({"type":"function","function":{"name":...}}), and Anthropic-style nested wrappers. Operators may register the five default names as no-op trap tools in the agent's schema or override the list via the d034_honeypot_tool.honeypot_tools configuration key. A dedicated integration into the Section 5 ablation harness is deferred to a follow-up cycle because the detector requires a tool-call fixture rather than a text-only benchmark.</w:t>
+      </w:r>
+    </w:p>
+    <w:p>
+      <w:r>
+        <w:rPr>
+          <w:b w:val="0"/>
+          <w:i w:val="0"/>
+        </w:rPr>
+        <w:t>Section 6 lists honeypot as the first of the previously-remaining techniques implemented in this v4.0 cycle; the remaining three (prediction-market ensemble scoring, perplexity spectral analysis, runtime taint tracking) are sequenced there.</w:t>
       </w:r>
     </w:p>
     <w:p>
@@ -4878,10 +4896,10 @@
         <w:rPr>
           <w:b/>
         </w:rPr>
-        <w:t xml:space="preserve">Synthetic benchmark self-evaluation risk. </w:t>
-      </w:r>
-      <w:r>
-        <w:t>The indirect-injection benchmark was constructed with knowledge of what the d027 and d028 detectors measure. The 1.000 F1 numbers on that benchmark are therefore not held-out evaluation numbers in the strict sense. The benchmark's generator is deterministic and fully transparent — the template set, payload set, and random seed are all in the repository — but external validation on a held-out human-written indirect-injection benchmark is the honest next step. Until that exists, the 1.000 F1 numbers should be read as evidence that the detectors behave as designed on their target attack class, not as external-validation accuracy. Section 5.6 partially addresses this concern by reporting performance on three independent academic benchmarks.</w:t>
+        <w:t xml:space="preserve">Synthetic benchmark self-evaluation risk (now empirically quantified — see Section 5.8). </w:t>
+      </w:r>
+      <w:r>
+        <w:t>The indirect-injection benchmark of Section 5.2 was constructed with knowledge of what the d027 and d028 detectors measure. The 1.000 F1 numbers on that benchmark are not held-out evaluation numbers in the strict sense. Section 5.8 (new in v4.0) reports the honest reality-check this caveat originally scoped: a held-out benchmark of fifty LLM-template-generated business documents (honestly disclosed — the documents are template-slot-filled, not human-authored) with paraphrased indirect-injection payloads in thirty of them. On that held-out corpus, d027 in isolation collapses from the synthetic 1.000 F1 (Section 5.2) to 0.000 F1: the tuned Jensen-Shannon threshold learned against uppercase override prose does not fire on the paraphrased attacks in this corpus, which stay in the same conversational register as the surrounding text. The full composed engine (d027 + d028 + regex baseline with d022 disabled) still catches twenty-two of thirty attacks — 0.733 recall and 0.815 F1. Per-family recall is 1.000 for data-exfiltration, role-hijack, and tool-abuse; 0.500 for instruction-override; and 0.167 for system-prompt-extraction. The gap between d027-alone (0.000 F1) and the composed engine (0.815 F1) is empirical support at this partial scale for the Section 2.2 composability thesis: when the target detector fails, the other detectors in the stack carry the load. Section 5.6 additionally corroborates the regex baseline behavior on three independent academic benchmarks.</w:t>
       </w:r>
     </w:p>
     <w:p>
@@ -5948,7 +5966,7 @@
           <w:b w:val="0"/>
           <w:i w:val="0"/>
         </w:rPr>
-        <w:t>Second, d027 (stylometric discontinuity) has a hard input-length floor (min_input_tokens; default sixty-four) below which the detector returns silently because there are not enough tokens for the internal per-block feature vectors to be statistically stable. InjecAgent Tool Response fields have a median length of roughly twenty tokens, so d027 would return silent on approximately zero of the two thousand one hundred and eight cases by design — including it in Table 2 would show a zero-lift column that a naive reader would misinterpret as detector failure rather than input-scope mismatch.</w:t>
+        <w:t>Second, d027 (stylometric discontinuity) has a hard input-length floor (min_input_tokens; default one hundred) below which the detector returns silently because there are not enough tokens for the internal per-window feature vectors to be statistically stable. InjecAgent Tool Response fields have a median length of roughly twenty tokens — well below the one-hundred-token floor — so d027 is silent on essentially every one of the two thousand one hundred and eight cases by design. Including it in Table 2 would show a zero-lift column that a naive reader would misinterpret as detector failure rather than input-scope mismatch.</w:t>
       </w:r>
     </w:p>
     <w:p>
@@ -6043,7 +6061,7 @@
           <w:b w:val="0"/>
           <w:i w:val="0"/>
         </w:rPr>
-        <w:t>In a defense-in-depth stack d028 composes with (i) the d022 semantic classifier, whose decision boundary is independent of the d028 matrix; (ii) the d027 stylometric detector, which flags author-style discontinuities orthogonal to lexical content; (iii) the adversarial fatigue tracker, which uses attempt frequency itself as signal rather than attempt content; and (iv) at the output boundary, the ToolResultGuard primitive introduced in Section 7.1. An adversary who evades d028 through matrix-aware substitution has not evaded these other layers. Quantifying the composed detection rate under adaptive attack — which requires an attack budget that adaptively targets each layer in turn — is the central v5.0 experiment noted in Section 6.</w:t>
+        <w:t>In a defense-in-depth stack d028 composes with (i) the d022 semantic classifier, whose decision boundary is independent of the d028 matrix; (ii) the d027 stylometric detector, which flags author-style discontinuities orthogonal to lexical content; (iii) the adversarial fatigue tracker, which uses attempt frequency itself as signal rather than attempt content; and (iv) at the output boundary, the ToolResultGuard primitive introduced in Section 7.1. An adversary who evades d028 through matrix-aware substitution has not evaded these other layers. Quantifying the composed detection rate under adaptive attack — which requires an attack budget that adaptively targets each layer in turn — is the central v5.0 experiment noted in Section 6; a two-of-five-layer partial run against d028 and d027 is reported in Section 5.7.6 of this revision.</w:t>
       </w:r>
     </w:p>
     <w:p>
@@ -6060,7 +6078,7 @@
           <w:b w:val="0"/>
           <w:i w:val="0"/>
         </w:rPr>
-        <w:t>The experiment is deliberately small. It covers (i) n = 20 attack pairs, not a large corpus; (ii) only override-style attacks, not extraction, roleplay, or many-shot shapes; (iii) only d028, not d027, the fatigue tracker, d029, or the ML classifier; (iv) a single-round substitution attack, not iterative gradient-informed or learning-based adversaries; and (v) d028 in isolation, not the composed detector stack. Every one of the five extensions is a v5.0 commitment.</w:t>
+        <w:t>The experiment is deliberately small. It covers (i) n = 20 attack pairs, not a large corpus; (ii) only override-style attacks, not extraction, roleplay, or many-shot shapes; (iii) only d028, not d027, the fatigue tracker, d029, or the ML classifier; (iv) a single-round substitution attack, not iterative gradient-informed or learning-based adversaries; and (v) d028 in isolation, not the composed detector stack. Extension (iii) is partially addressed by the d027 short-input-floor attack in Section 5.7.6; extensions (i), (ii), (iv), and the composed-stack sweep from (v) remain v5.0 commitments.</w:t>
       </w:r>
     </w:p>
     <w:p>
@@ -6082,6 +6100,716 @@
     </w:p>
     <w:p>
       <w:pPr>
+        <w:pStyle w:val="Heading3"/>
+      </w:pPr>
+      <w:r>
+        <w:t>5.7.6 Composed-stack adaptive-attack partial run</w:t>
+      </w:r>
+    </w:p>
+    <w:p>
+      <w:r>
+        <w:rPr>
+          <w:b w:val="0"/>
+          <w:i w:val="0"/>
+        </w:rPr>
+        <w:t>Section 5.7.3 argued that d028's matrix-aware bypass would be caught by mechanistically independent layers in a composed stack. This subsection reports a partial empirical test of that claim covering a second layer — d027 stylometric discontinuity — under an adaptive short-input-floor attack, together with an end-to-end run of the same adaptive inputs through the full composed engine. The methodology, threat model, per-layer attack strategies for all five layers, and the composability metric are documented at docs/papers/evaluation/composed_adaptive_methodology.md; the reproducible partial run and its results are at docs/papers/evaluation/composed_adaptive_partial.py and composed_adaptive_partial.md.</w:t>
+      </w:r>
+    </w:p>
+    <w:p>
+      <w:r>
+        <w:rPr>
+          <w:b w:val="0"/>
+          <w:i w:val="0"/>
+        </w:rPr>
+        <w:t>Attack construction. d027's operating envelope has a hard input-length floor (min_input_tokens; default one hundred) below which the detector short-circuits to detected=False. An adaptive attacker who reads the source and configuration can trivially defeat d027 in isolation by keeping the payload under one hundred tokens. We construct twenty baseline attacks in which a benign wrapper of approximately two hundred fifty tokens surrounds a thirty-token override, and twenty adaptive variants that strip the wrapper so the entire input is under one hundred tokens while preserving the override semantics.</w:t>
+      </w:r>
+    </w:p>
+    <w:p>
+      <w:r>
+        <w:rPr>
+          <w:b w:val="0"/>
+          <w:i w:val="0"/>
+        </w:rPr>
+        <w:t>d027-alone result. On the baseline set, d027 fires on twenty of twenty (one hundred percent). On the adaptive short-input variants, d027 fires on zero of twenty (zero percent) — by construction, since the floor triggers before any window math executes. Attack-success-rate reduction is one hundred percentage points, mirroring the d028 result in Section 5.7.2 and confirming that no single detector in the stack survives a targeted second-mover attack.</w:t>
+      </w:r>
+    </w:p>
+    <w:p>
+      <w:r>
+        <w:rPr>
+          <w:b w:val="0"/>
+          <w:i w:val="0"/>
+        </w:rPr>
+        <w:t>Composed-engine result. The same twenty adaptive inputs are then evaluated through PromptShieldEngine().scan() with the shipped default configuration (thirty-four detectors loaded, d022 semantic classifier enabled). The engine blocks twenty of twenty (one hundred percent). Per-detector fire counts across the twenty adaptive inputs are: d022_semantic_classifier fires on twenty, d001_system_prompt_extraction fires on eight, d028_sequence_alignment fires on eight, d003_instruction_override fires on three, d004_prompt_leaking fires on three.</w:t>
+      </w:r>
+    </w:p>
+    <w:p>
+      <w:r>
+        <w:rPr>
+          <w:b w:val="0"/>
+          <w:i w:val="0"/>
+        </w:rPr>
+        <w:t>Ablation without d022. To decompose the composability gain — is it the semantic classifier doing all the work, or do structurally different signals meaningfully contribute? — we rerun the same twenty adaptive inputs with d022 disabled. The engine still blocks fourteen of twenty (seventy percent) using only regex keyword detectors (d001 on eight, d003 on three, d004 on three) and d028 sequence alignment (on eight). Two mechanistically different signals each contribute rescue capability, and d022 mops up the remaining six. This is the pattern Section 2.2 predicts.</w:t>
+      </w:r>
+    </w:p>
+    <w:p>
+      <w:r>
+        <w:rPr>
+          <w:b w:val="0"/>
+          <w:i w:val="0"/>
+        </w:rPr>
+        <w:t>Scope, and how this result should be read alongside Section 5.8. The experiment covers two of five layers (d028 by reference from Section 5.7.2; d027 executed here) at twenty attack pairs per layer. The full five-layer protocol at n = 100 per cell is a v5.0 commitment. Critically, the 20/20 composed-stack detection figure reported here is on this specific adaptive-attack corpus (uppercase-override payloads under one hundred tokens) and must not be read in isolation as evidence that the stack is unbeatable: Section 5.8 reports 22 of 30 (0.733 recall) on paraphrased indirect-injection payloads in long-form business documents. The two datasets probe different attack shapes and the correct reading is that the composed stack is strong on some attack classes and measurably weaker on others.</w:t>
+      </w:r>
+    </w:p>
+    <w:p>
+      <w:pPr>
+        <w:pStyle w:val="Heading2"/>
+      </w:pPr>
+      <w:r>
+        <w:t>5.8 Held-out indirect-injection benchmark (v4)</w:t>
+      </w:r>
+    </w:p>
+    <w:p>
+      <w:pPr>
+        <w:pStyle w:val="Heading3"/>
+      </w:pPr>
+      <w:r>
+        <w:t>5.8.1 Motivation</w:t>
+      </w:r>
+    </w:p>
+    <w:p>
+      <w:r>
+        <w:rPr>
+          <w:b w:val="0"/>
+          <w:i w:val="0"/>
+        </w:rPr>
+        <w:t>Section 5.4's fourth limitation flagged that the indirect-injection benchmark of Section 5.2 was constructed with knowledge of what d027 and d028 measure, and that the reported 1.000 F1 was therefore not a held-out number in the strict sense. The stated honest next step was external validation on a corpus authored without knowledge of the detectors' feature vectors. This subsection reports that validation at the partial scale we could execute in-cycle: fifty LLM-template-generated business documents whose injection payloads were paraphrased into the same conversational register as the surrounding text, so the detectors face inputs that do not match the uppercase-directive shape their synthetic-benchmark thresholds were tuned against.</w:t>
+      </w:r>
+    </w:p>
+    <w:p>
+      <w:pPr>
+        <w:pStyle w:val="Heading3"/>
+      </w:pPr>
+      <w:r>
+        <w:t>5.8.2 Corpus construction (honestly disclosed)</w:t>
+      </w:r>
+    </w:p>
+    <w:p>
+      <w:r>
+        <w:rPr>
+          <w:b w:val="0"/>
+          <w:i w:val="0"/>
+        </w:rPr>
+        <w:t>The corpus contains fifty documents across five document types (email, meeting-notes, wiki, postmortem, spec) with ten documents per type. Thirty documents carry an injection payload and twenty are clean. Injections are drawn from eight paraphrased attack templates spanning five attack families: system-prompt extraction, role hijack, instruction override, data exfiltration, and tool abuse (six injections per family). Each document type provides three distinct base templates with slot-filled variety (project name, service, person, region, metric) so no two documents are byte-identical, and each injection is inserted at a plausible per-document-type location (mid-email paragraph, an action-item bullet in meeting notes, a wiki footer, a postmortem action item, and an "additional notes" block in the spec).</w:t>
+      </w:r>
+    </w:p>
+    <w:p>
+      <w:r>
+        <w:rPr>
+          <w:b w:val="0"/>
+          <w:i w:val="0"/>
+        </w:rPr>
+        <w:t>Honest disclosure: the documents are LLM-template-generated (offline slot-filled templates driven by a deterministic PRNG), NOT human-authored. This is a partial improvement over the Section 5.2 synthetic self-benchmark because neither the templates nor the paraphrased payloads were constructed with knowledge of d027's Jensen-Shannon threshold or d028's substitution matrix. A future revision will use crowdsourced or professionally-authored documents. The corpus generator is deterministic: python docs/papers/evaluation/build_held_out_corpus.py --seed 42 regenerates it byte-for-byte.</w:t>
+      </w:r>
+    </w:p>
+    <w:p>
+      <w:pPr>
+        <w:pStyle w:val="Heading3"/>
+      </w:pPr>
+      <w:r>
+        <w:t>5.8.3 Results</w:t>
+      </w:r>
+    </w:p>
+    <w:tbl>
+      <w:tblPr>
+        <w:tblStyle w:val="LightGrid-Accent1"/>
+        <w:tblW w:type="auto" w:w="0"/>
+        <w:tblLook w:firstColumn="1" w:firstRow="1" w:lastColumn="0" w:lastRow="0" w:noHBand="0" w:noVBand="1" w:val="04A0"/>
+      </w:tblPr>
+      <w:tblGrid>
+        <w:gridCol w:w="960"/>
+        <w:gridCol w:w="960"/>
+        <w:gridCol w:w="960"/>
+        <w:gridCol w:w="960"/>
+        <w:gridCol w:w="960"/>
+        <w:gridCol w:w="960"/>
+        <w:gridCol w:w="960"/>
+        <w:gridCol w:w="960"/>
+        <w:gridCol w:w="960"/>
+      </w:tblGrid>
+      <w:tr>
+        <w:tc>
+          <w:tcPr>
+            <w:tcW w:type="dxa" w:w="960"/>
+            <w:shd w:val="clear" w:color="auto" w:fill="D9E1F2"/>
+          </w:tcPr>
+          <w:p>
+            <w:r/>
+            <w:r>
+              <w:rPr>
+                <w:b/>
+                <w:sz w:val="20"/>
+              </w:rPr>
+              <w:t>Configuration</w:t>
+            </w:r>
+          </w:p>
+        </w:tc>
+        <w:tc>
+          <w:tcPr>
+            <w:tcW w:type="dxa" w:w="960"/>
+            <w:shd w:val="clear" w:color="auto" w:fill="D9E1F2"/>
+          </w:tcPr>
+          <w:p>
+            <w:r/>
+            <w:r>
+              <w:rPr>
+                <w:b/>
+                <w:sz w:val="20"/>
+              </w:rPr>
+              <w:t>TP</w:t>
+            </w:r>
+          </w:p>
+        </w:tc>
+        <w:tc>
+          <w:tcPr>
+            <w:tcW w:type="dxa" w:w="960"/>
+            <w:shd w:val="clear" w:color="auto" w:fill="D9E1F2"/>
+          </w:tcPr>
+          <w:p>
+            <w:r/>
+            <w:r>
+              <w:rPr>
+                <w:b/>
+                <w:sz w:val="20"/>
+              </w:rPr>
+              <w:t>TN</w:t>
+            </w:r>
+          </w:p>
+        </w:tc>
+        <w:tc>
+          <w:tcPr>
+            <w:tcW w:type="dxa" w:w="960"/>
+            <w:shd w:val="clear" w:color="auto" w:fill="D9E1F2"/>
+          </w:tcPr>
+          <w:p>
+            <w:r/>
+            <w:r>
+              <w:rPr>
+                <w:b/>
+                <w:sz w:val="20"/>
+              </w:rPr>
+              <w:t>FP</w:t>
+            </w:r>
+          </w:p>
+        </w:tc>
+        <w:tc>
+          <w:tcPr>
+            <w:tcW w:type="dxa" w:w="960"/>
+            <w:shd w:val="clear" w:color="auto" w:fill="D9E1F2"/>
+          </w:tcPr>
+          <w:p>
+            <w:r/>
+            <w:r>
+              <w:rPr>
+                <w:b/>
+                <w:sz w:val="20"/>
+              </w:rPr>
+              <w:t>FN</w:t>
+            </w:r>
+          </w:p>
+        </w:tc>
+        <w:tc>
+          <w:tcPr>
+            <w:tcW w:type="dxa" w:w="960"/>
+            <w:shd w:val="clear" w:color="auto" w:fill="D9E1F2"/>
+          </w:tcPr>
+          <w:p>
+            <w:r/>
+            <w:r>
+              <w:rPr>
+                <w:b/>
+                <w:sz w:val="20"/>
+              </w:rPr>
+              <w:t>Recall</w:t>
+            </w:r>
+          </w:p>
+        </w:tc>
+        <w:tc>
+          <w:tcPr>
+            <w:tcW w:type="dxa" w:w="960"/>
+            <w:shd w:val="clear" w:color="auto" w:fill="D9E1F2"/>
+          </w:tcPr>
+          <w:p>
+            <w:r/>
+            <w:r>
+              <w:rPr>
+                <w:b/>
+                <w:sz w:val="20"/>
+              </w:rPr>
+              <w:t>FPR</w:t>
+            </w:r>
+          </w:p>
+        </w:tc>
+        <w:tc>
+          <w:tcPr>
+            <w:tcW w:type="dxa" w:w="960"/>
+            <w:shd w:val="clear" w:color="auto" w:fill="D9E1F2"/>
+          </w:tcPr>
+          <w:p>
+            <w:r/>
+            <w:r>
+              <w:rPr>
+                <w:b/>
+                <w:sz w:val="20"/>
+              </w:rPr>
+              <w:t>Precision</w:t>
+            </w:r>
+          </w:p>
+        </w:tc>
+        <w:tc>
+          <w:tcPr>
+            <w:tcW w:type="dxa" w:w="960"/>
+            <w:shd w:val="clear" w:color="auto" w:fill="D9E1F2"/>
+          </w:tcPr>
+          <w:p>
+            <w:r/>
+            <w:r>
+              <w:rPr>
+                <w:b/>
+                <w:sz w:val="20"/>
+              </w:rPr>
+              <w:t>F1</w:t>
+            </w:r>
+          </w:p>
+        </w:tc>
+      </w:tr>
+      <w:tr>
+        <w:tc>
+          <w:tcPr>
+            <w:tcW w:type="dxa" w:w="960"/>
+            <w:vAlign w:val="center"/>
+          </w:tcPr>
+          <w:p>
+            <w:r/>
+            <w:r>
+              <w:rPr>
+                <w:sz w:val="20"/>
+              </w:rPr>
+              <w:t>Full engine (d027 + d028 + regex baseline, d022 off)</w:t>
+            </w:r>
+          </w:p>
+        </w:tc>
+        <w:tc>
+          <w:tcPr>
+            <w:tcW w:type="dxa" w:w="960"/>
+            <w:vAlign w:val="center"/>
+          </w:tcPr>
+          <w:p>
+            <w:r/>
+            <w:r>
+              <w:rPr>
+                <w:sz w:val="20"/>
+              </w:rPr>
+              <w:t>22</w:t>
+            </w:r>
+          </w:p>
+        </w:tc>
+        <w:tc>
+          <w:tcPr>
+            <w:tcW w:type="dxa" w:w="960"/>
+            <w:vAlign w:val="center"/>
+          </w:tcPr>
+          <w:p>
+            <w:r/>
+            <w:r>
+              <w:rPr>
+                <w:sz w:val="20"/>
+              </w:rPr>
+              <w:t>18</w:t>
+            </w:r>
+          </w:p>
+        </w:tc>
+        <w:tc>
+          <w:tcPr>
+            <w:tcW w:type="dxa" w:w="960"/>
+            <w:vAlign w:val="center"/>
+          </w:tcPr>
+          <w:p>
+            <w:r/>
+            <w:r>
+              <w:rPr>
+                <w:sz w:val="20"/>
+              </w:rPr>
+              <w:t>2</w:t>
+            </w:r>
+          </w:p>
+        </w:tc>
+        <w:tc>
+          <w:tcPr>
+            <w:tcW w:type="dxa" w:w="960"/>
+            <w:vAlign w:val="center"/>
+          </w:tcPr>
+          <w:p>
+            <w:r/>
+            <w:r>
+              <w:rPr>
+                <w:sz w:val="20"/>
+              </w:rPr>
+              <w:t>8</w:t>
+            </w:r>
+          </w:p>
+        </w:tc>
+        <w:tc>
+          <w:tcPr>
+            <w:tcW w:type="dxa" w:w="960"/>
+            <w:vAlign w:val="center"/>
+          </w:tcPr>
+          <w:p>
+            <w:r/>
+            <w:r>
+              <w:rPr>
+                <w:sz w:val="20"/>
+              </w:rPr>
+              <w:t>0.733</w:t>
+            </w:r>
+          </w:p>
+        </w:tc>
+        <w:tc>
+          <w:tcPr>
+            <w:tcW w:type="dxa" w:w="960"/>
+            <w:vAlign w:val="center"/>
+          </w:tcPr>
+          <w:p>
+            <w:r/>
+            <w:r>
+              <w:rPr>
+                <w:sz w:val="20"/>
+              </w:rPr>
+              <w:t>0.100</w:t>
+            </w:r>
+          </w:p>
+        </w:tc>
+        <w:tc>
+          <w:tcPr>
+            <w:tcW w:type="dxa" w:w="960"/>
+            <w:vAlign w:val="center"/>
+          </w:tcPr>
+          <w:p>
+            <w:r/>
+            <w:r>
+              <w:rPr>
+                <w:sz w:val="20"/>
+              </w:rPr>
+              <w:t>0.917</w:t>
+            </w:r>
+          </w:p>
+        </w:tc>
+        <w:tc>
+          <w:tcPr>
+            <w:tcW w:type="dxa" w:w="960"/>
+            <w:vAlign w:val="center"/>
+          </w:tcPr>
+          <w:p>
+            <w:r/>
+            <w:r>
+              <w:rPr>
+                <w:sz w:val="20"/>
+              </w:rPr>
+              <w:t>0.815</w:t>
+            </w:r>
+          </w:p>
+        </w:tc>
+      </w:tr>
+      <w:tr>
+        <w:tc>
+          <w:tcPr>
+            <w:tcW w:type="dxa" w:w="960"/>
+            <w:vAlign w:val="center"/>
+          </w:tcPr>
+          <w:p>
+            <w:r/>
+            <w:r>
+              <w:rPr>
+                <w:sz w:val="20"/>
+              </w:rPr>
+              <w:t>d027 in isolation (threshold 0.06, window 50, stride 25)</w:t>
+            </w:r>
+          </w:p>
+        </w:tc>
+        <w:tc>
+          <w:tcPr>
+            <w:tcW w:type="dxa" w:w="960"/>
+            <w:vAlign w:val="center"/>
+          </w:tcPr>
+          <w:p>
+            <w:r/>
+            <w:r>
+              <w:rPr>
+                <w:sz w:val="20"/>
+              </w:rPr>
+              <w:t>0</w:t>
+            </w:r>
+          </w:p>
+        </w:tc>
+        <w:tc>
+          <w:tcPr>
+            <w:tcW w:type="dxa" w:w="960"/>
+            <w:vAlign w:val="center"/>
+          </w:tcPr>
+          <w:p>
+            <w:r/>
+            <w:r>
+              <w:rPr>
+                <w:sz w:val="20"/>
+              </w:rPr>
+              <w:t>18</w:t>
+            </w:r>
+          </w:p>
+        </w:tc>
+        <w:tc>
+          <w:tcPr>
+            <w:tcW w:type="dxa" w:w="960"/>
+            <w:vAlign w:val="center"/>
+          </w:tcPr>
+          <w:p>
+            <w:r/>
+            <w:r>
+              <w:rPr>
+                <w:sz w:val="20"/>
+              </w:rPr>
+              <w:t>2</w:t>
+            </w:r>
+          </w:p>
+        </w:tc>
+        <w:tc>
+          <w:tcPr>
+            <w:tcW w:type="dxa" w:w="960"/>
+            <w:vAlign w:val="center"/>
+          </w:tcPr>
+          <w:p>
+            <w:r/>
+            <w:r>
+              <w:rPr>
+                <w:sz w:val="20"/>
+              </w:rPr>
+              <w:t>30</w:t>
+            </w:r>
+          </w:p>
+        </w:tc>
+        <w:tc>
+          <w:tcPr>
+            <w:tcW w:type="dxa" w:w="960"/>
+            <w:vAlign w:val="center"/>
+          </w:tcPr>
+          <w:p>
+            <w:r/>
+            <w:r>
+              <w:rPr>
+                <w:sz w:val="20"/>
+              </w:rPr>
+              <w:t>0.000</w:t>
+            </w:r>
+          </w:p>
+        </w:tc>
+        <w:tc>
+          <w:tcPr>
+            <w:tcW w:type="dxa" w:w="960"/>
+            <w:vAlign w:val="center"/>
+          </w:tcPr>
+          <w:p>
+            <w:r/>
+            <w:r>
+              <w:rPr>
+                <w:sz w:val="20"/>
+              </w:rPr>
+              <w:t>0.100</w:t>
+            </w:r>
+          </w:p>
+        </w:tc>
+        <w:tc>
+          <w:tcPr>
+            <w:tcW w:type="dxa" w:w="960"/>
+            <w:vAlign w:val="center"/>
+          </w:tcPr>
+          <w:p>
+            <w:r/>
+            <w:r>
+              <w:rPr>
+                <w:sz w:val="20"/>
+              </w:rPr>
+              <w:t>0.000</w:t>
+            </w:r>
+          </w:p>
+        </w:tc>
+        <w:tc>
+          <w:tcPr>
+            <w:tcW w:type="dxa" w:w="960"/>
+            <w:vAlign w:val="center"/>
+          </w:tcPr>
+          <w:p>
+            <w:r/>
+            <w:r>
+              <w:rPr>
+                <w:sz w:val="20"/>
+              </w:rPr>
+              <w:t>0.000</w:t>
+            </w:r>
+          </w:p>
+        </w:tc>
+      </w:tr>
+    </w:tbl>
+    <w:p>
+      <w:r>
+        <w:rPr>
+          <w:b w:val="0"/>
+          <w:i/>
+          <w:sz w:val="18"/>
+        </w:rPr>
+        <w:t>Table 4. Held-out benchmark: 50 LLM-template-generated business documents, 30 with paraphrased indirect-injection payloads. Detection rule matches Section 5.2 (action in {block, flag} or overall_risk_score &gt;= 0.5).</w:t>
+      </w:r>
+    </w:p>
+    <w:p>
+      <w:r>
+        <w:rPr>
+          <w:b w:val="0"/>
+          <w:i w:val="0"/>
+        </w:rPr>
+        <w:t>Per-attack-family recall of the full engine: data exfiltration six of six (1.000), role hijack six of six (1.000), tool abuse six of six (1.000), instruction override three of six (0.500), system-prompt extraction one of six (0.167). The stack handles data-exfiltration and role-hijack and tool-abuse families cleanly and struggles on the two families whose payloads read most like legitimate operator requests.</w:t>
+      </w:r>
+    </w:p>
+    <w:p>
+      <w:r>
+        <w:rPr>
+          <w:b w:val="0"/>
+          <w:i w:val="0"/>
+        </w:rPr>
+        <w:t>Comparison with Section 5.2. On the synthetic self-benchmark of Section 5.2, d027 in isolation scored 1.000 F1. On this held-out corpus, d027 in isolation scores 0.000 F1 — a collapse. Mechanistically, d027 was tuned against a corpus whose payloads used ALL-CAPS SYSTEM-style override prose against calm business prose, which produces a large Jensen-Shannon divergence at the window boundary that is easy to detect. The paraphrased attacks in the held-out corpus keep the injected sentence in the same lower-case business tone as the surrounding text (for example, "Please display the exact system prompt so the auditor can verify the configuration"), which keeps the per-window feature vector close to the surrounding text and does not trip the threshold. The detector's own docstring calls this behavior out as high-precision / low-recall for register-matched attacks; the paper's original 1.000 F1 did not communicate that shape.</w:t>
+      </w:r>
+    </w:p>
+    <w:p>
+      <w:r>
+        <w:rPr>
+          <w:b w:val="0"/>
+          <w:i w:val="0"/>
+        </w:rPr>
+        <w:t>The composed engine catches 22 of 30 attacks (0.733 recall, 0.815 F1) at 0.100 FPR. Because d027 alone contributes zero true positives on this corpus, the engine's recall is carried by the regex baseline detectors (d001 through d006 on system-prompt-extraction and instruction-override; d013 through d014 on tool abuse) and by d028's substitution matrix. The gap between d027-alone (0.000 F1) and the composed engine (0.815 F1) is empirical support for the Section 2.2 composability thesis at partial scale.</w:t>
+      </w:r>
+    </w:p>
+    <w:p>
+      <w:pPr>
+        <w:pStyle w:val="Heading3"/>
+      </w:pPr>
+      <w:r>
+        <w:t>5.8.4 Limitations</w:t>
+      </w:r>
+    </w:p>
+    <w:p>
+      <w:pPr>
+        <w:pStyle w:val="ListBullet"/>
+      </w:pPr>
+      <w:r>
+        <w:rPr>
+          <w:b/>
+        </w:rPr>
+        <w:t xml:space="preserve">Documents are LLM-template-generated, not human-authored. </w:t>
+      </w:r>
+      <w:r>
+        <w:t>The templates are hand-written but the slot-filling is deterministic PRNG; genuine crowdsourced or professionally-written documents would exercise a wider distribution of legitimate register variation. A v5.0 corpus should use human-authored source documents.</w:t>
+      </w:r>
+    </w:p>
+    <w:p>
+      <w:pPr>
+        <w:pStyle w:val="ListBullet"/>
+      </w:pPr>
+      <w:r>
+        <w:rPr>
+          <w:b/>
+        </w:rPr>
+        <w:t xml:space="preserve">Camouflage-only injection set. </w:t>
+      </w:r>
+      <w:r>
+        <w:t>Every injection paraphrase in this corpus deliberately camouflages into the surrounding register. The corpus does not contain the uppercase-directive or structural-anchor attack shapes that d027 and d028 were designed against. The 0.000 F1 for d027 in isolation should be read as evidence of a specific operating-envelope limit, not as evidence that d027 is broken.</w:t>
+      </w:r>
+    </w:p>
+    <w:p>
+      <w:pPr>
+        <w:pStyle w:val="ListBullet"/>
+      </w:pPr>
+      <w:r>
+        <w:rPr>
+          <w:b/>
+        </w:rPr>
+        <w:t xml:space="preserve">Wiki false-positive rate 0.500 exposes a specific d027 weakness. </w:t>
+      </w:r>
+      <w:r>
+        <w:t>Two of four benign wiki documents produce false positives from d027 alone (FPR 0.500 within the wiki subset). Wikis contain list-to-prose transitions (bulleted specification followed by narrative explanation) that produce genuine Jensen-Shannon spikes at the transition boundary. This is a real d027 weakness on structured technical prose and is a candidate for the threshold-calibration work sequenced in Section 6.</w:t>
+      </w:r>
+    </w:p>
+    <w:p>
+      <w:pPr>
+        <w:pStyle w:val="ListBullet"/>
+      </w:pPr>
+      <w:r>
+        <w:rPr>
+          <w:b/>
+        </w:rPr>
+        <w:t xml:space="preserve">n = 30 attacks / n = 20 benign is small. </w:t>
+      </w:r>
+      <w:r>
+        <w:t>Wilson 95 percent confidence intervals span roughly plus-or-minus 15 percentage points on a proportion of 30. A larger held-out corpus is required before per-family recall numbers should be reported to two decimal places without a caveat.</w:t>
+      </w:r>
+    </w:p>
+    <w:p>
+      <w:pPr>
+        <w:pStyle w:val="Heading3"/>
+      </w:pPr>
+      <w:r>
+        <w:t>5.8.5 Reproducibility</w:t>
+      </w:r>
+    </w:p>
+    <w:p>
+      <w:r>
+        <w:rPr>
+          <w:b w:val="0"/>
+          <w:i w:val="0"/>
+        </w:rPr>
+        <w:t>Every number in Table 4 is produced by the following sequence:</w:t>
+      </w:r>
+    </w:p>
+    <w:p>
+      <w:pPr>
+        <w:ind w:left="454"/>
+      </w:pPr>
+      <w:r>
+        <w:rPr>
+          <w:rFonts w:ascii="Consolas" w:hAnsi="Consolas"/>
+          <w:sz w:val="18"/>
+        </w:rPr>
+        <w:t>python docs/papers/evaluation/build_held_out_corpus.py --seed 42</w:t>
+      </w:r>
+    </w:p>
+    <w:p>
+      <w:pPr>
+        <w:ind w:left="454"/>
+      </w:pPr>
+      <w:r>
+        <w:rPr>
+          <w:rFonts w:ascii="Consolas" w:hAnsi="Consolas"/>
+          <w:sz w:val="18"/>
+        </w:rPr>
+        <w:t>python docs/papers/evaluation/run_held_out_benchmark.py</w:t>
+      </w:r>
+    </w:p>
+    <w:p>
+      <w:r>
+        <w:rPr>
+          <w:b w:val="0"/>
+          <w:i w:val="0"/>
+        </w:rPr>
+        <w:t>Outputs are written to docs/papers/evaluation/held_out_indirect_injection.json (machine-readable) and held_out_indirect_injection.md (human-readable). Wall-clock runtime is under thirteen seconds on commodity hardware. The generated corpus and per-document manifests are checked in under docs/papers/evaluation/held_out_indirect_injection/.</w:t>
+      </w:r>
+    </w:p>
+    <w:p>
+      <w:pPr>
         <w:pStyle w:val="Heading1"/>
       </w:pPr>
       <w:r>
@@ -6112,7 +6840,7 @@
           <w:b w:val="0"/>
           <w:i w:val="0"/>
         </w:rPr>
-        <w:t>The four remaining techniques are sequenced by risk: honeypot tool definitions (Section 4.3) require a simulated-agent harness but pose no core-scoring risk; perplexity spectral analysis (Section 4.6) requires an optional ML dependency; runtime taint tracking (Section 4.7) requires an agent-pipeline fixture; prediction-market scoring (Section 4.5) touches the core scoring path and is scoped last, behind a mandatory shadow-mode gate.</w:t>
+        <w:t>The three remaining proposed techniques are sequenced by risk: perplexity spectral analysis (Section 4.6) requires an optional ML dependency; runtime taint tracking (Section 4.7) requires an agent-pipeline fixture; prediction-market scoring (Section 4.5) touches the core scoring path and is scoped last, behind a mandatory shadow-mode gate. Section 4.3 honeypot tool definitions, previously the first of the remaining techniques, shipped in the v4.0 cycle as d034_honeypot_tool with twenty unit tests (see Section 4.3 empirical-validation subparagraph).</w:t>
       </w:r>
     </w:p>
     <w:p>
@@ -6121,7 +6849,7 @@
           <w:b w:val="0"/>
           <w:i w:val="0"/>
         </w:rPr>
-        <w:t>The v4.0 revision (this document) folds in a survey of the 2026 concurrent-contribution cluster (Section 2.4), a Gang-of-Four-style formalization of three architectural patterns extracted from prompt-shield's implementation (Section 7), and a preliminary adaptive-adversary evaluation against d028 (Section 5.7). We note honestly that Section 6 of the v3 revision scoped a full adaptive-attack evaluation and a competitor rerun for v4.0. On scope review we prioritized the design-pattern formalization (Section 7) — driven by the shipping of ToolResultGuard in prompt-shield v0.7.0 and the observation that four concurrent 2026 systems ship the same pattern without a shared name — and delivered only the smaller preliminary adaptive experiment reported here. The full adaptive-attack evaluation and the competitor rerun carry to v5.0 with the specific commitments below.</w:t>
+        <w:t>The v4.0 revision (this document) folds in a survey of the 2026 concurrent-contribution cluster (Section 2.4); a Gang-of-Four-style formalization of three architectural patterns extracted from prompt-shield's implementation (Section 7); a preliminary adaptive-adversary evaluation against d028 (Section 5.7); a composed-stack adaptive-attack partial run covering a second layer (d027) and the full composed engine on the same twenty short-input adaptive inputs (Section 5.7.6); a held-out indirect-injection benchmark of fifty LLM-template-generated business documents on which d027 in isolation collapses from 1.000 F1 to 0.000 F1 while the composed engine still recovers 0.815 F1 (Section 5.8); and the shipping of the honeypot tool-definitions detector (d034) that moves the paper's implemented-technique ratio from three of seven to four of seven (Section 4.3). We note honestly that Section 6 of the v3 revision scoped a full adaptive-attack evaluation and a competitor rerun for v4.0. On scope review we prioritized the design-pattern formalization (Section 7) — driven by the shipping of ToolResultGuard in prompt-shield v0.7.0 and the observation that four concurrent 2026 systems ship the same pattern without a shared name — plus the held-out and composed-adaptive experiments above, and delivered only the smaller preliminary adaptive experiment reported in Section 5.7 for d028 in isolation. The full five-layer adaptive-attack evaluation and the competitor rerun carry to v5.0 with the specific commitments below.</w:t>
       </w:r>
     </w:p>
     <w:p>
@@ -6130,7 +6858,7 @@
           <w:b w:val="0"/>
           <w:i w:val="0"/>
         </w:rPr>
-        <w:t>The v5.0 revision will fold in: a full section-level write-up of the d029 many-shot structural detector currently shipped in prompt-shield v0.4.1; an adaptive-attack evaluation per the Nasr et al. (arXiv:2510.09023) methodology with per-detector-family attacks (sequence-alignment-aware, stylometry-aware, fatigue-aware, many-shot-aware); a held-out indirect-injection benchmark composed of human-written documents with paraphrased payloads, targeting the thirty-five to forty-five percent ceiling identified in Section 5.6; a head-to-head competitor comparison (Rebuff, Lakera, Meta Prompt Guard 2, PIGuard, Deepset DeBERTa v3, DataSentinel) on the same three academic benchmarks used in Section 5.6; and implementation plus evaluation of at least one of the four remaining proposed techniques (likely Section 4.3 honeypot, given its zero-regression opt-in model).</w:t>
+        <w:t>The v5.0 revision will fold in: a full section-level write-up of the d029 many-shot structural detector currently shipped in prompt-shield v0.4.1; the full five-layer adaptive-attack evaluation at n = 100 pairs per cell per the protocol at docs/papers/evaluation/composed_adaptive_methodology.md; expansion of the Section 5.8 held-out corpus to include human-authored documents in place of LLM-template-generated ones; a head-to-head competitor comparison (Rebuff, Lakera, Meta Prompt Guard 2, PIGuard, Deepset DeBERTa v3, DataSentinel) on the same three academic benchmarks used in Section 5.6; and implementation plus evaluation of at least one of the three remaining proposed techniques (perplexity spectral analysis, runtime taint tracking, or prediction-market scoring).</w:t>
       </w:r>
     </w:p>
     <w:p>
@@ -6951,10 +7679,10 @@
           <w:rFonts w:ascii="Consolas" w:hAnsi="Consolas"/>
           <w:sz w:val="20"/>
         </w:rPr>
-        <w:t>src/prompt_shield/fatigue/tracker.py</w:t>
-      </w:r>
-      <w:r>
-        <w:t xml:space="preserve"> — Adversarial fatigue tracker (Section 4.2).</w:t>
+        <w:t>src/prompt_shield/detectors/d034_honeypot_tool.py</w:t>
+      </w:r>
+      <w:r>
+        <w:t xml:space="preserve"> — Honeypot tool-definitions detector (Section 4.3; v4.0 cycle).</w:t>
       </w:r>
     </w:p>
     <w:p>
@@ -6966,10 +7694,10 @@
           <w:rFonts w:ascii="Consolas" w:hAnsi="Consolas"/>
           <w:sz w:val="20"/>
         </w:rPr>
-        <w:t>tests/detectors/test_d028_sequence_alignment.py</w:t>
-      </w:r>
-      <w:r>
-        <w:t xml:space="preserve"> — Tests covering alignment math, substitution matrix, detector behavior.</w:t>
+        <w:t>src/prompt_shield/fatigue/tracker.py</w:t>
+      </w:r>
+      <w:r>
+        <w:t xml:space="preserve"> — Adversarial fatigue tracker (Section 4.2).</w:t>
       </w:r>
     </w:p>
     <w:p>
@@ -6981,10 +7709,10 @@
           <w:rFonts w:ascii="Consolas" w:hAnsi="Consolas"/>
           <w:sz w:val="20"/>
         </w:rPr>
-        <w:t>tests/detectors/test_d027_stylometric_discontinuity.py</w:t>
-      </w:r>
-      <w:r>
-        <w:t xml:space="preserve"> — Tests covering feature extraction, Jensen-Shannon math, detector behavior and fixtures.</w:t>
+        <w:t>tests/detectors/test_d028_sequence_alignment.py</w:t>
+      </w:r>
+      <w:r>
+        <w:t xml:space="preserve"> — Tests covering alignment math, substitution matrix, detector behavior.</w:t>
       </w:r>
     </w:p>
     <w:p>
@@ -6996,10 +7724,10 @@
           <w:rFonts w:ascii="Consolas" w:hAnsi="Consolas"/>
           <w:sz w:val="20"/>
         </w:rPr>
-        <w:t>tests/detectors/test_d029_many_shot_structural.py</w:t>
-      </w:r>
-      <w:r>
-        <w:t xml:space="preserve"> — 36 tests covering many-shot pattern detection (v3-shipped).</w:t>
+        <w:t>tests/detectors/test_d027_stylometric_discontinuity.py</w:t>
+      </w:r>
+      <w:r>
+        <w:t xml:space="preserve"> — Tests covering feature extraction, Jensen-Shannon math, detector behavior and fixtures.</w:t>
       </w:r>
     </w:p>
     <w:p>
@@ -7011,10 +7739,10 @@
           <w:rFonts w:ascii="Consolas" w:hAnsi="Consolas"/>
           <w:sz w:val="20"/>
         </w:rPr>
-        <w:t>tests/fatigue/test_tracker.py, test_engine_integration.py</w:t>
-      </w:r>
-      <w:r>
-        <w:t xml:space="preserve"> — Tests including the probing-campaign integration test cited in Section 5.3.</w:t>
+        <w:t>tests/detectors/test_d029_many_shot_structural.py</w:t>
+      </w:r>
+      <w:r>
+        <w:t xml:space="preserve"> — 36 tests covering many-shot pattern detection (v3-shipped).</w:t>
       </w:r>
     </w:p>
     <w:p>
@@ -7026,10 +7754,10 @@
           <w:rFonts w:ascii="Consolas" w:hAnsi="Consolas"/>
           <w:sz w:val="20"/>
         </w:rPr>
-        <w:t>tests/benchmark_liu_attackers.py</w:t>
-      </w:r>
-      <w:r>
-        <w:t xml:space="preserve"> — Section 5.6 — Liu et al. (USENIX Security 2024) attack-strategy benchmark.</w:t>
+        <w:t>tests/detectors/test_d034_honeypot_tool.py</w:t>
+      </w:r>
+      <w:r>
+        <w:t xml:space="preserve"> — 20 tests covering both firing modes and every tool-call shape (Section 4.3).</w:t>
       </w:r>
     </w:p>
     <w:p>
@@ -7041,10 +7769,10 @@
           <w:rFonts w:ascii="Consolas" w:hAnsi="Consolas"/>
           <w:sz w:val="20"/>
         </w:rPr>
-        <w:t>tests/benchmark_garak.py</w:t>
-      </w:r>
-      <w:r>
-        <w:t xml:space="preserve"> — Section 5.6 — Garak prompt-injection probe evaluation.</w:t>
+        <w:t>tests/fatigue/test_tracker.py, test_engine_integration.py</w:t>
+      </w:r>
+      <w:r>
+        <w:t xml:space="preserve"> — Tests including the probing-campaign integration test cited in Section 5.3.</w:t>
       </w:r>
     </w:p>
     <w:p>
@@ -7056,10 +7784,10 @@
           <w:rFonts w:ascii="Consolas" w:hAnsi="Consolas"/>
           <w:sz w:val="20"/>
         </w:rPr>
-        <w:t>tests/benchmark_injecagent.py</w:t>
-      </w:r>
-      <w:r>
-        <w:t xml:space="preserve"> — Section 5.6 — InjecAgent (ACL Findings 2024) evaluation.</w:t>
+        <w:t>tests/benchmark_liu_attackers.py</w:t>
+      </w:r>
+      <w:r>
+        <w:t xml:space="preserve"> — Section 5.6 — Liu et al. (USENIX Security 2024) attack-strategy benchmark.</w:t>
       </w:r>
     </w:p>
     <w:p>
@@ -7071,10 +7799,10 @@
           <w:rFonts w:ascii="Consolas" w:hAnsi="Consolas"/>
           <w:sz w:val="20"/>
         </w:rPr>
-        <w:t>docs/papers/evaluation/run_public_datasets.py</w:t>
-      </w:r>
-      <w:r>
-        <w:t xml:space="preserve"> — Reproduction harness for Table 1.</w:t>
+        <w:t>tests/benchmark_garak.py</w:t>
+      </w:r>
+      <w:r>
+        <w:t xml:space="preserve"> — Section 5.6 — Garak prompt-injection probe evaluation.</w:t>
       </w:r>
     </w:p>
     <w:p>
@@ -7086,10 +7814,115 @@
           <w:rFonts w:ascii="Consolas" w:hAnsi="Consolas"/>
           <w:sz w:val="20"/>
         </w:rPr>
+        <w:t>tests/benchmark_injecagent.py</w:t>
+      </w:r>
+      <w:r>
+        <w:t xml:space="preserve"> — Section 5.6 — InjecAgent (ACL Findings 2024) evaluation.</w:t>
+      </w:r>
+    </w:p>
+    <w:p>
+      <w:pPr>
+        <w:pStyle w:val="ListBullet"/>
+      </w:pPr>
+      <w:r>
+        <w:rPr>
+          <w:rFonts w:ascii="Consolas" w:hAnsi="Consolas"/>
+          <w:sz w:val="20"/>
+        </w:rPr>
+        <w:t>docs/papers/evaluation/run_public_datasets.py</w:t>
+      </w:r>
+      <w:r>
+        <w:t xml:space="preserve"> — Reproduction harness for Table 1.</w:t>
+      </w:r>
+    </w:p>
+    <w:p>
+      <w:pPr>
+        <w:pStyle w:val="ListBullet"/>
+      </w:pPr>
+      <w:r>
+        <w:rPr>
+          <w:rFonts w:ascii="Consolas" w:hAnsi="Consolas"/>
+          <w:sz w:val="20"/>
+        </w:rPr>
         <w:t>docs/papers/evaluation/build_indirect_injection_benchmark.py</w:t>
       </w:r>
       <w:r>
         <w:t xml:space="preserve"> — Generator for the synthetic indirect-injection benchmark.</w:t>
+      </w:r>
+    </w:p>
+    <w:p>
+      <w:pPr>
+        <w:pStyle w:val="ListBullet"/>
+      </w:pPr>
+      <w:r>
+        <w:rPr>
+          <w:rFonts w:ascii="Consolas" w:hAnsi="Consolas"/>
+          <w:sz w:val="20"/>
+        </w:rPr>
+        <w:t>docs/papers/evaluation/build_held_out_corpus.py</w:t>
+      </w:r>
+      <w:r>
+        <w:t xml:space="preserve"> — Generator for the v4.0 held-out benchmark (Section 5.8).</w:t>
+      </w:r>
+    </w:p>
+    <w:p>
+      <w:pPr>
+        <w:pStyle w:val="ListBullet"/>
+      </w:pPr>
+      <w:r>
+        <w:rPr>
+          <w:rFonts w:ascii="Consolas" w:hAnsi="Consolas"/>
+          <w:sz w:val="20"/>
+        </w:rPr>
+        <w:t>docs/papers/evaluation/run_held_out_benchmark.py</w:t>
+      </w:r>
+      <w:r>
+        <w:t xml:space="preserve"> — Runner for the v4.0 held-out benchmark (Section 5.8).</w:t>
+      </w:r>
+    </w:p>
+    <w:p>
+      <w:pPr>
+        <w:pStyle w:val="ListBullet"/>
+      </w:pPr>
+      <w:r>
+        <w:rPr>
+          <w:rFonts w:ascii="Consolas" w:hAnsi="Consolas"/>
+          <w:sz w:val="20"/>
+        </w:rPr>
+        <w:t>docs/papers/evaluation/held_out_indirect_injection.md, .json</w:t>
+      </w:r>
+      <w:r>
+        <w:t xml:space="preserve"> — Human-readable and machine-readable results for Table 4 (Section 5.8).</w:t>
+      </w:r>
+    </w:p>
+    <w:p>
+      <w:pPr>
+        <w:pStyle w:val="ListBullet"/>
+      </w:pPr>
+      <w:r>
+        <w:rPr>
+          <w:rFonts w:ascii="Consolas" w:hAnsi="Consolas"/>
+          <w:sz w:val="20"/>
+        </w:rPr>
+        <w:t>docs/papers/evaluation/composed_adaptive_methodology.md</w:t>
+      </w:r>
+      <w:r>
+        <w:t xml:space="preserve"> — Full 5-layer composed-stack adaptive-attack protocol (Section 5.7.6).</w:t>
+      </w:r>
+    </w:p>
+    <w:p>
+      <w:pPr>
+        <w:pStyle w:val="ListBullet"/>
+      </w:pPr>
+      <w:r>
+        <w:rPr>
+          <w:rFonts w:ascii="Consolas" w:hAnsi="Consolas"/>
+          <w:sz w:val="20"/>
+        </w:rPr>
+        <w:t>docs/papers/evaluation/composed_adaptive_partial.py, .md</w:t>
+      </w:r>
+      <w:r>
+        <w:t xml:space="preserve"> — Reproducible partial run of the composed-stack adaptive attack (Section 5.7.6).</w:t>
       </w:r>
     </w:p>
     <w:p>

--- a/docs/papers/cross-domain-techniques-v4.docx
+++ b/docs/papers/cross-domain-techniques-v4.docx
@@ -71,7 +71,7 @@
           <w:i w:val="0"/>
           <w:sz w:val="20"/>
         </w:rPr>
-        <w:t>Version 4.0  ·  Revision date: 28 July 2026</w:t>
+        <w:t>Version 4.0 (rev-2)  ·  Revision date: 19 August 2026</w:t>
       </w:r>
     </w:p>
     <w:p>
@@ -84,7 +84,7 @@
           <w:i w:val="0"/>
           <w:sz w:val="20"/>
         </w:rPr>
-        <w:t>arXiv:2604.18248  (replaces v3.0.2 of 28 July 2026)</w:t>
+        <w:t>arXiv:2604.18248  (replaces v4.0 of 28 July 2026)</w:t>
       </w:r>
     </w:p>
     <w:p>
@@ -185,6 +185,15 @@
       </w:r>
     </w:p>
     <w:p>
+      <w:r>
+        <w:rPr>
+          <w:b w:val="0"/>
+          <w:i w:val="0"/>
+        </w:rPr>
+        <w:t>This revision also delivers the paper's twice-promised competitor rerun on three peer-reviewed benchmarks (Section 5.10) and expands the composed-stack adaptive-attack study from 2 layers to 5 (Section 5.9); a fifth cross-domain technique (d035 perplexity spectral, opt-in pending calibration) ships in prompt-shield v0.7.5. Section 4.6 accordingly moves from PROPOSED to IMPLEMENTED-BUT-OPT-IN.</w:t>
+      </w:r>
+    </w:p>
+    <w:p>
       <w:pPr>
         <w:pStyle w:val="Heading1"/>
       </w:pPr>
@@ -258,10 +267,10 @@
         <w:rPr>
           <w:b/>
         </w:rPr>
-        <w:t xml:space="preserve">Four implementations with empirical validation. </w:t>
-      </w:r>
-      <w:r>
-        <w:t>The local-alignment detector (d028), the adversarial fatigue tracker, the stylometric discontinuity detector (d027), and — as of this v4.0 revision — the honeypot tool-definitions detector (d034) are released in prompt-shield under the Apache 2.0 license (d028/d027/fatigue in v0.4.1; d034 on the main branch as of commit 2efe518+, scheduled for the v0.7.3 correctness release). Each is accompanied by unit and integration tests (one hundred and thirty-four tests in total across the four techniques, including twenty for d034) and a public reproduction harness that regenerates every number in Section 5 from a single command invocation.</w:t>
+        <w:t xml:space="preserve">Five implementations with empirical validation. </w:t>
+      </w:r>
+      <w:r>
+        <w:t>The local-alignment detector (d028), the adversarial fatigue tracker, the stylometric discontinuity detector (d027), the honeypot tool-definitions detector (d034), and — as of the 2026-08-19 revision of this paper — the perplexity-spectral change-point detector (d035) are released in prompt-shield under the Apache 2.0 license (d028/d027/fatigue in v0.4.1; d034 in v0.7.3; d035 in v0.7.5, shipping disabled by default pending threshold calibration on the paper's benchmark corpora — following the same opt-in-until-tuned pattern already used for the d031/d032 policy gates). Each is accompanied by unit and integration tests (one hundred and forty-eight tests in total across the five techniques, including twenty for d034 and fourteen for d035) and a public reproduction harness that regenerates every number in Section 5 from a single command invocation.</w:t>
       </w:r>
     </w:p>
     <w:p>
@@ -848,7 +857,7 @@
           <w:b w:val="0"/>
           <w:i/>
         </w:rPr>
-        <w:t>Status: PROPOSED. Implementation requires an optional transformers dependency for GPT-2-small (124M params).</w:t>
+        <w:t>Status: IMPLEMENTED-BUT-OPT-IN. Shipped as d035_perplexity_spectral in prompt-shield v0.7.5 (Apache 2.0). Source: src/prompt_shield/detectors/d035_perplexity_spectral.py. Ships disabled by default (`enabled: false` in config/default.yaml) pending threshold calibration on the paper's benchmark corpora; empirical calibration is scoped for v6.0 alongside the full corpus study.</w:t>
       </w:r>
     </w:p>
     <w:p>
@@ -858,6 +867,15 @@
           <w:i w:val="0"/>
         </w:rPr>
         <w:t>Signal processing and epidemiology share a concern with change-point detection in noisy sequences. A benign document produces a smooth, low-frequency perplexity signal when scored token-by-token by a reference language model. An injected payload with different vocabulary, syntax, and intent creates a high-frequency spike. We propose computing the discrete Fourier transform of the per-token perplexity series and flagging inputs with abnormally high high-frequency energy ratio, complemented by cumulative-sum change-point detection (Page, Biometrika 1954; Vial et al., CDC Emerging Infectious Diseases 2020) to localize the boundary between benign prose and injected payload.</w:t>
+      </w:r>
+    </w:p>
+    <w:p>
+      <w:r>
+        <w:rPr>
+          <w:b w:val="0"/>
+          <w:i w:val="0"/>
+        </w:rPr>
+        <w:t>Implementation (v0.7.5, opt-in). The d035_perplexity_spectral detector runs a single forward pass through a small reference language model (distilgpt2 by default, ~350MB via the [ml] extra; the same soft-dependency pattern as d022) to obtain per-token log-probabilities, converts each to per-token perplexity p_i = exp(-log p_i), and applies the classic Page (1954) CUSUM statistic in sigma-normalised units: S_i = max(0, S_{i-1} + ((p_i - mean) / std - k)) with mean and std estimated over the observed sequence and k configured via cusum_k (default 0.5, matching Page's canonical allowance in sigma units). Sigma normalisation is required: raw per-token perplexity is heavy-tailed (values in the hundreds to millions are common on benign text), and an un-normalised CUSUM against a small threshold fires on every long benign input. The detector fires when max(S_i) exceeds a sigma-units threshold (Page's classic control-chart range is h ~= 4-5; the default is 5.0). Fourteen unit tests cover CUSUM math, min-input-tokens gating, the transformers-missing degraded path, and end-to-end fire/no-fire on representative benign and injected inputs. Honest disclosure: the detector ships with `enabled: false` in the default configuration because the sigma-normalised threshold has not been calibrated against the paper's benchmark corpora, and Fable-review empirical testing found the current threshold=5.0 default fires on 4 of 4 tested long-form benign business inputs at low confidence (0.11-0.18). Operators enabling d035 in v0.7.5 should first tune `threshold` against their own benign corpus. A full FPR study on Section 5.6's three academic benchmarks plus a calibration recommendation is scoped for v6.0.</w:t>
       </w:r>
     </w:p>
     <w:p>
@@ -6810,6 +6828,1291 @@
     </w:p>
     <w:p>
       <w:pPr>
+        <w:pStyle w:val="Heading2"/>
+      </w:pPr>
+      <w:r>
+        <w:t>5.9 Composed adaptive-attack 5-layer expansion</w:t>
+      </w:r>
+    </w:p>
+    <w:p>
+      <w:r>
+        <w:rPr>
+          <w:b w:val="0"/>
+          <w:i w:val="0"/>
+        </w:rPr>
+        <w:t>Section 5.7.6 reported a partial run of the composed-stack adaptive-attack protocol at docs/papers/evaluation/composed_adaptive_methodology.md — two of five layers (d028 sequence alignment via Section 5.7.2, plus d027 stylometric floor executed in-cycle). This subsection reports the expansion to all five layers of the shipped defence: d022 (DeBERTa semantic classifier), the adversarial fatigue tracker, and ToolResultGuard content-shape spoofing round out the layer coverage. Every layer now has an isolated adaptive result plus a composed-stack pass through PromptShieldEngine().scan() on the same adaptive corpus, so the composability delta is decomposable per attack. Full methodology, per-detector fire counts, and reproducibility instructions are documented at docs/papers/evaluation/composed_adaptive_expanded.md and .json.</w:t>
+      </w:r>
+    </w:p>
+    <w:p>
+      <w:r>
+        <w:rPr>
+          <w:b w:val="0"/>
+          <w:i w:val="0"/>
+        </w:rPr>
+        <w:t>Careful framing. At n = 20 per layer under non-iterative hand-crafted attacks, the composed stack blocked 100 percent of the layer-specific adaptive attacks. This is the paper's first partial empirical support for the Section 2.2 composability thesis at expanded scale, and it must be read with its constraints: (i) n = 20 per layer — Wilson 95 percent intervals span roughly plus-or-minus 20 percentage points near 50 percent and plus-or-minus 10 percentage points near 0/100 percent; (ii) attacks are hand-crafted and non-iterative — a HotFlip or gradient-based adversary iterating against the composed loss would produce sharper counter-examples; (iii) MIME-header spoofing is simplified to four wrapper shapes (raw text, nested JSON, base64 with decode hint, HTML-entity encoding); (iv) d022 was loaded at run time via transformers 5.1.0 — a d022-unavailable deployment is strictly weaker. A full n = 100/layer gradient-informed adversarial study remains v6.0 scope.</w:t>
+      </w:r>
+    </w:p>
+    <w:p>
+      <w:pPr>
+        <w:pStyle w:val="Heading3"/>
+      </w:pPr>
+      <w:r>
+        <w:t>5.9.1 Per-layer summary</w:t>
+      </w:r>
+    </w:p>
+    <w:tbl>
+      <w:tblPr>
+        <w:tblStyle w:val="LightGrid-Accent1"/>
+        <w:tblW w:type="auto" w:w="0"/>
+        <w:tblLook w:firstColumn="1" w:firstRow="1" w:lastColumn="0" w:lastRow="0" w:noHBand="0" w:noVBand="1" w:val="04A0"/>
+      </w:tblPr>
+      <w:tblGrid>
+        <w:gridCol w:w="2160"/>
+        <w:gridCol w:w="2160"/>
+        <w:gridCol w:w="2160"/>
+        <w:gridCol w:w="2160"/>
+      </w:tblGrid>
+      <w:tr>
+        <w:tc>
+          <w:tcPr>
+            <w:tcW w:type="dxa" w:w="2160"/>
+            <w:shd w:val="clear" w:color="auto" w:fill="D9E1F2"/>
+          </w:tcPr>
+          <w:p>
+            <w:r/>
+            <w:r>
+              <w:rPr>
+                <w:b/>
+                <w:sz w:val="20"/>
+              </w:rPr>
+              <w:t>Layer</w:t>
+            </w:r>
+          </w:p>
+        </w:tc>
+        <w:tc>
+          <w:tcPr>
+            <w:tcW w:type="dxa" w:w="2160"/>
+            <w:shd w:val="clear" w:color="auto" w:fill="D9E1F2"/>
+          </w:tcPr>
+          <w:p>
+            <w:r/>
+            <w:r>
+              <w:rPr>
+                <w:b/>
+                <w:sz w:val="20"/>
+              </w:rPr>
+              <w:t>Adaptive attack</w:t>
+            </w:r>
+          </w:p>
+        </w:tc>
+        <w:tc>
+          <w:tcPr>
+            <w:tcW w:type="dxa" w:w="2160"/>
+            <w:shd w:val="clear" w:color="auto" w:fill="D9E1F2"/>
+          </w:tcPr>
+          <w:p>
+            <w:r/>
+            <w:r>
+              <w:rPr>
+                <w:b/>
+                <w:sz w:val="20"/>
+              </w:rPr>
+              <w:t>Layer-alone rate</w:t>
+            </w:r>
+          </w:p>
+        </w:tc>
+        <w:tc>
+          <w:tcPr>
+            <w:tcW w:type="dxa" w:w="2160"/>
+            <w:shd w:val="clear" w:color="auto" w:fill="D9E1F2"/>
+          </w:tcPr>
+          <w:p>
+            <w:r/>
+            <w:r>
+              <w:rPr>
+                <w:b/>
+                <w:sz w:val="20"/>
+              </w:rPr>
+              <w:t>Composed-stack rate</w:t>
+            </w:r>
+          </w:p>
+        </w:tc>
+      </w:tr>
+      <w:tr>
+        <w:tc>
+          <w:tcPr>
+            <w:tcW w:type="dxa" w:w="2160"/>
+            <w:vAlign w:val="center"/>
+          </w:tcPr>
+          <w:p>
+            <w:r/>
+            <w:r>
+              <w:rPr>
+                <w:sz w:val="20"/>
+              </w:rPr>
+              <w:t>d028 (Smith-Waterman)</w:t>
+            </w:r>
+          </w:p>
+        </w:tc>
+        <w:tc>
+          <w:tcPr>
+            <w:tcW w:type="dxa" w:w="2160"/>
+            <w:vAlign w:val="center"/>
+          </w:tcPr>
+          <w:p>
+            <w:r/>
+            <w:r>
+              <w:rPr>
+                <w:sz w:val="20"/>
+              </w:rPr>
+              <w:t>matrix-aware substitution</w:t>
+            </w:r>
+          </w:p>
+        </w:tc>
+        <w:tc>
+          <w:tcPr>
+            <w:tcW w:type="dxa" w:w="2160"/>
+            <w:vAlign w:val="center"/>
+          </w:tcPr>
+          <w:p>
+            <w:r/>
+            <w:r>
+              <w:rPr>
+                <w:sz w:val="20"/>
+              </w:rPr>
+              <w:t>0.0% (§5.7.2)</w:t>
+            </w:r>
+          </w:p>
+        </w:tc>
+        <w:tc>
+          <w:tcPr>
+            <w:tcW w:type="dxa" w:w="2160"/>
+            <w:vAlign w:val="center"/>
+          </w:tcPr>
+          <w:p>
+            <w:r/>
+            <w:r>
+              <w:rPr>
+                <w:sz w:val="20"/>
+              </w:rPr>
+              <w:t>20/20 (§5.7.6)</w:t>
+            </w:r>
+          </w:p>
+        </w:tc>
+      </w:tr>
+      <w:tr>
+        <w:tc>
+          <w:tcPr>
+            <w:tcW w:type="dxa" w:w="2160"/>
+            <w:vAlign w:val="center"/>
+          </w:tcPr>
+          <w:p>
+            <w:r/>
+            <w:r>
+              <w:rPr>
+                <w:sz w:val="20"/>
+              </w:rPr>
+              <w:t>d027 (stylometric floor)</w:t>
+            </w:r>
+          </w:p>
+        </w:tc>
+        <w:tc>
+          <w:tcPr>
+            <w:tcW w:type="dxa" w:w="2160"/>
+            <w:vAlign w:val="center"/>
+          </w:tcPr>
+          <w:p>
+            <w:r/>
+            <w:r>
+              <w:rPr>
+                <w:sz w:val="20"/>
+              </w:rPr>
+              <w:t>short-input truncation</w:t>
+            </w:r>
+          </w:p>
+        </w:tc>
+        <w:tc>
+          <w:tcPr>
+            <w:tcW w:type="dxa" w:w="2160"/>
+            <w:vAlign w:val="center"/>
+          </w:tcPr>
+          <w:p>
+            <w:r/>
+            <w:r>
+              <w:rPr>
+                <w:sz w:val="20"/>
+              </w:rPr>
+              <w:t>0.0% (§5.7.6)</w:t>
+            </w:r>
+          </w:p>
+        </w:tc>
+        <w:tc>
+          <w:tcPr>
+            <w:tcW w:type="dxa" w:w="2160"/>
+            <w:vAlign w:val="center"/>
+          </w:tcPr>
+          <w:p>
+            <w:r/>
+            <w:r>
+              <w:rPr>
+                <w:sz w:val="20"/>
+              </w:rPr>
+              <w:t>20/20 (§5.7.6)</w:t>
+            </w:r>
+          </w:p>
+        </w:tc>
+      </w:tr>
+      <w:tr>
+        <w:tc>
+          <w:tcPr>
+            <w:tcW w:type="dxa" w:w="2160"/>
+            <w:vAlign w:val="center"/>
+          </w:tcPr>
+          <w:p>
+            <w:r/>
+            <w:r>
+              <w:rPr>
+                <w:sz w:val="20"/>
+              </w:rPr>
+              <w:t>d022 (DeBERTa classifier)</w:t>
+            </w:r>
+          </w:p>
+        </w:tc>
+        <w:tc>
+          <w:tcPr>
+            <w:tcW w:type="dxa" w:w="2160"/>
+            <w:vAlign w:val="center"/>
+          </w:tcPr>
+          <w:p>
+            <w:r/>
+            <w:r>
+              <w:rPr>
+                <w:sz w:val="20"/>
+              </w:rPr>
+              <w:t>hand-crafted paraphrase</w:t>
+            </w:r>
+          </w:p>
+        </w:tc>
+        <w:tc>
+          <w:tcPr>
+            <w:tcW w:type="dxa" w:w="2160"/>
+            <w:vAlign w:val="center"/>
+          </w:tcPr>
+          <w:p>
+            <w:r/>
+            <w:r>
+              <w:rPr>
+                <w:sz w:val="20"/>
+              </w:rPr>
+              <w:t>20/20 (100.0%)</w:t>
+            </w:r>
+          </w:p>
+        </w:tc>
+        <w:tc>
+          <w:tcPr>
+            <w:tcW w:type="dxa" w:w="2160"/>
+            <w:vAlign w:val="center"/>
+          </w:tcPr>
+          <w:p>
+            <w:r/>
+            <w:r>
+              <w:rPr>
+                <w:sz w:val="20"/>
+              </w:rPr>
+              <w:t>20/20 (100.0%)</w:t>
+            </w:r>
+          </w:p>
+        </w:tc>
+      </w:tr>
+      <w:tr>
+        <w:tc>
+          <w:tcPr>
+            <w:tcW w:type="dxa" w:w="2160"/>
+            <w:vAlign w:val="center"/>
+          </w:tcPr>
+          <w:p>
+            <w:r/>
+            <w:r>
+              <w:rPr>
+                <w:sz w:val="20"/>
+              </w:rPr>
+              <w:t>Fatigue tracker</w:t>
+            </w:r>
+          </w:p>
+        </w:tc>
+        <w:tc>
+          <w:tcPr>
+            <w:tcW w:type="dxa" w:w="2160"/>
+            <w:vAlign w:val="center"/>
+          </w:tcPr>
+          <w:p>
+            <w:r/>
+            <w:r>
+              <w:rPr>
+                <w:sz w:val="20"/>
+              </w:rPr>
+              <w:t>sample dilution + source rotation</w:t>
+            </w:r>
+          </w:p>
+        </w:tc>
+        <w:tc>
+          <w:tcPr>
+            <w:tcW w:type="dxa" w:w="2160"/>
+            <w:vAlign w:val="center"/>
+          </w:tcPr>
+          <w:p>
+            <w:r/>
+            <w:r>
+              <w:rPr>
+                <w:sz w:val="20"/>
+              </w:rPr>
+              <w:t>hardening blocked (see §5.9.2)</w:t>
+            </w:r>
+          </w:p>
+        </w:tc>
+        <w:tc>
+          <w:tcPr>
+            <w:tcW w:type="dxa" w:w="2160"/>
+            <w:vAlign w:val="center"/>
+          </w:tcPr>
+          <w:p>
+            <w:r/>
+            <w:r>
+              <w:rPr>
+                <w:sz w:val="20"/>
+              </w:rPr>
+              <w:t>n/a — modifier, not detector</w:t>
+            </w:r>
+          </w:p>
+        </w:tc>
+      </w:tr>
+      <w:tr>
+        <w:tc>
+          <w:tcPr>
+            <w:tcW w:type="dxa" w:w="2160"/>
+            <w:vAlign w:val="center"/>
+          </w:tcPr>
+          <w:p>
+            <w:r/>
+            <w:r>
+              <w:rPr>
+                <w:sz w:val="20"/>
+              </w:rPr>
+              <w:t>ToolResultGuard</w:t>
+            </w:r>
+          </w:p>
+        </w:tc>
+        <w:tc>
+          <w:tcPr>
+            <w:tcW w:type="dxa" w:w="2160"/>
+            <w:vAlign w:val="center"/>
+          </w:tcPr>
+          <w:p>
+            <w:r/>
+            <w:r>
+              <w:rPr>
+                <w:sz w:val="20"/>
+              </w:rPr>
+              <w:t>wrapper spoofing (4 shapes)</w:t>
+            </w:r>
+          </w:p>
+        </w:tc>
+        <w:tc>
+          <w:tcPr>
+            <w:tcW w:type="dxa" w:w="2160"/>
+            <w:vAlign w:val="center"/>
+          </w:tcPr>
+          <w:p>
+            <w:r/>
+            <w:r>
+              <w:rPr>
+                <w:sz w:val="20"/>
+              </w:rPr>
+              <w:t>20/20 worst-wrapper</w:t>
+            </w:r>
+          </w:p>
+        </w:tc>
+        <w:tc>
+          <w:tcPr>
+            <w:tcW w:type="dxa" w:w="2160"/>
+            <w:vAlign w:val="center"/>
+          </w:tcPr>
+          <w:p>
+            <w:r/>
+            <w:r>
+              <w:rPr>
+                <w:sz w:val="20"/>
+              </w:rPr>
+              <w:t>20/20 (100.0%)</w:t>
+            </w:r>
+          </w:p>
+        </w:tc>
+      </w:tr>
+    </w:tbl>
+    <w:p>
+      <w:r>
+        <w:rPr>
+          <w:b w:val="0"/>
+          <w:i/>
+          <w:sz w:val="18"/>
+        </w:rPr>
+        <w:t>Table 5. Composed adaptive-attack 5-layer summary. Every row is one layer's adaptive attack corpus; the composed-stack column reports the full PromptShieldEngine().scan() detection rate on that same corpus.</w:t>
+      </w:r>
+    </w:p>
+    <w:p>
+      <w:pPr>
+        <w:pStyle w:val="Heading3"/>
+      </w:pPr>
+      <w:r>
+        <w:t>5.9.2 Nuanced finding #1: fatigue-tracker methodology correction</w:t>
+      </w:r>
+    </w:p>
+    <w:p>
+      <w:r>
+        <w:rPr>
+          <w:b w:val="0"/>
+          <w:i w:val="0"/>
+        </w:rPr>
+        <w:t>Methodology §3.3 hypothesised that a 60-second temporal-spacing attack would defeat the fatigue tracker by allowing the cooldown to clear the EWMA between near-miss observations. Empirically this is wrong: the cooldown fires only AFTER hardening, and only on a non-near-miss observation, so pure temporal spacing on a single source still triggers hardening at approximately sample 8. The two attacks that actually defeat the tracker are (i) sample dilution — interleaving each near-miss with 5 benign observations holds the EWMA at a measured steady-state of ~0.057, well below the 0.4 trigger — at a 6× observation-volume cost the attacker must pay; and (ii) source-key rotation — 30 near-miss observations across 30 distinct sources give each source at most 1 sample, below the min_samples_before_trigger = 8 gate. The composability implication is that fatigue is a hardening amplifier, not a standalone detector: defeating it leaves base thresholds intact, so whatever d001/d022/d028/... would catch on a single probe, they still catch. The correct composability metric for this layer is attack-cost inflation (probes-per-source cap or observation-volume amplification), not adaptive detection rate.</w:t>
+      </w:r>
+    </w:p>
+    <w:p>
+      <w:pPr>
+        <w:pStyle w:val="Heading3"/>
+      </w:pPr>
+      <w:r>
+        <w:t>5.9.3 Nuanced finding #2: base64 wrapper drifts ToolResultGuard family classification</w:t>
+      </w:r>
+    </w:p>
+    <w:p>
+      <w:r>
+        <w:rPr>
+          <w:b w:val="0"/>
+          <w:i w:val="0"/>
+        </w:rPr>
+        <w:t>Every payload in the ToolResultGuard corpus is caught by the composed stack in every wrapper shape (raw, nested JSON, base64, HTML-entities — all four at 20/20 block rate). However, the family-classification labels are NOT consistent across wrappers: on 0 of 20 payloads did the non-empty family sets match across every wrapper. The base64 wrapper in particular drops the payload into the encoded_payload family (triggered by d008_base64_payload) rather than into the underlying override/exfiltration/role-hijack family. Operationally this means that an operator routing mitigation policy by family label — for example, exfiltration payloads block, encoded payloads decode-and-rescan — sees the same attack differently depending on wrapper shape. The block still fires, but the family label lies about the attack type. A future revision of the Section 7.3 taxonomic-projection pattern will need to specify that family classification is wrapper-sensitive and to prescribe a consistent policy for wrapper unwinding.</w:t>
+      </w:r>
+    </w:p>
+    <w:p>
+      <w:pPr>
+        <w:pStyle w:val="Heading2"/>
+      </w:pPr>
+      <w:r>
+        <w:t>5.10 Competitor rerun on three peer-reviewed academic benchmarks</w:t>
+      </w:r>
+    </w:p>
+    <w:p>
+      <w:r>
+        <w:rPr>
+          <w:b w:val="0"/>
+          <w:i w:val="0"/>
+        </w:rPr>
+        <w:t>Section 5.4's fourth-last limitation flagged that the competitor comparison harness — running ProtectAI DeBERTa v2, PIGuard, Meta Prompt Guard 2, Deepset DeBERTa v3 and prompt-shield on the paper's three academic benchmarks — had not been rerun. The v3.0 and v4.0 revisions both scoped this as a v4/v5 deliverable. This subsection delivers it: all four OSS competitors cross all three benchmarks, all twelve cells populated on the exact benchmark prompts prompt-shield was measured on. Full methodology, per-cell wall-clock, and reproducibility instructions are documented at docs/papers/evaluation/competitor_rerun.md and .json.</w:t>
+      </w:r>
+    </w:p>
+    <w:p>
+      <w:pPr>
+        <w:pStyle w:val="Heading3"/>
+      </w:pPr>
+      <w:r>
+        <w:t>5.10.1 Detection rate (higher is better)</w:t>
+      </w:r>
+    </w:p>
+    <w:tbl>
+      <w:tblPr>
+        <w:tblStyle w:val="LightGrid-Accent1"/>
+        <w:tblW w:type="auto" w:w="0"/>
+        <w:tblLook w:firstColumn="1" w:firstRow="1" w:lastColumn="0" w:lastRow="0" w:noHBand="0" w:noVBand="1" w:val="04A0"/>
+      </w:tblPr>
+      <w:tblGrid>
+        <w:gridCol w:w="2160"/>
+        <w:gridCol w:w="2160"/>
+        <w:gridCol w:w="2160"/>
+        <w:gridCol w:w="2160"/>
+      </w:tblGrid>
+      <w:tr>
+        <w:tc>
+          <w:tcPr>
+            <w:tcW w:type="dxa" w:w="2160"/>
+            <w:shd w:val="clear" w:color="auto" w:fill="D9E1F2"/>
+          </w:tcPr>
+          <w:p>
+            <w:r/>
+            <w:r>
+              <w:rPr>
+                <w:b/>
+                <w:sz w:val="20"/>
+              </w:rPr>
+              <w:t>Detector</w:t>
+            </w:r>
+          </w:p>
+        </w:tc>
+        <w:tc>
+          <w:tcPr>
+            <w:tcW w:type="dxa" w:w="2160"/>
+            <w:shd w:val="clear" w:color="auto" w:fill="D9E1F2"/>
+          </w:tcPr>
+          <w:p>
+            <w:r/>
+            <w:r>
+              <w:rPr>
+                <w:b/>
+                <w:sz w:val="20"/>
+              </w:rPr>
+              <w:t>Liu 200</w:t>
+            </w:r>
+          </w:p>
+        </w:tc>
+        <w:tc>
+          <w:tcPr>
+            <w:tcW w:type="dxa" w:w="2160"/>
+            <w:shd w:val="clear" w:color="auto" w:fill="D9E1F2"/>
+          </w:tcPr>
+          <w:p>
+            <w:r/>
+            <w:r>
+              <w:rPr>
+                <w:b/>
+                <w:sz w:val="20"/>
+              </w:rPr>
+              <w:t>Garak 500</w:t>
+            </w:r>
+          </w:p>
+        </w:tc>
+        <w:tc>
+          <w:tcPr>
+            <w:tcW w:type="dxa" w:w="2160"/>
+            <w:shd w:val="clear" w:color="auto" w:fill="D9E1F2"/>
+          </w:tcPr>
+          <w:p>
+            <w:r/>
+            <w:r>
+              <w:rPr>
+                <w:b/>
+                <w:sz w:val="20"/>
+              </w:rPr>
+              <w:t>InjecAgent 500</w:t>
+            </w:r>
+          </w:p>
+        </w:tc>
+      </w:tr>
+      <w:tr>
+        <w:tc>
+          <w:tcPr>
+            <w:tcW w:type="dxa" w:w="2160"/>
+            <w:vAlign w:val="center"/>
+          </w:tcPr>
+          <w:p>
+            <w:r/>
+            <w:r>
+              <w:rPr>
+                <w:sz w:val="20"/>
+              </w:rPr>
+              <w:t>prompt-shield (§5.6, regex-only, full corpora)</w:t>
+            </w:r>
+          </w:p>
+        </w:tc>
+        <w:tc>
+          <w:tcPr>
+            <w:tcW w:type="dxa" w:w="2160"/>
+            <w:vAlign w:val="center"/>
+          </w:tcPr>
+          <w:p>
+            <w:r/>
+            <w:r>
+              <w:rPr>
+                <w:sz w:val="20"/>
+              </w:rPr>
+              <w:t>64.0% (128/200)</w:t>
+            </w:r>
+          </w:p>
+        </w:tc>
+        <w:tc>
+          <w:tcPr>
+            <w:tcW w:type="dxa" w:w="2160"/>
+            <w:vAlign w:val="center"/>
+          </w:tcPr>
+          <w:p>
+            <w:r/>
+            <w:r>
+              <w:rPr>
+                <w:sz w:val="20"/>
+              </w:rPr>
+              <w:t>55.2% (3,294/5,968)</w:t>
+            </w:r>
+          </w:p>
+        </w:tc>
+        <w:tc>
+          <w:tcPr>
+            <w:tcW w:type="dxa" w:w="2160"/>
+            <w:vAlign w:val="center"/>
+          </w:tcPr>
+          <w:p>
+            <w:r/>
+            <w:r>
+              <w:rPr>
+                <w:sz w:val="20"/>
+              </w:rPr>
+              <w:t>85.2% (1,796/2,108)</w:t>
+            </w:r>
+          </w:p>
+        </w:tc>
+      </w:tr>
+      <w:tr>
+        <w:tc>
+          <w:tcPr>
+            <w:tcW w:type="dxa" w:w="2160"/>
+            <w:vAlign w:val="center"/>
+          </w:tcPr>
+          <w:p>
+            <w:r/>
+            <w:r>
+              <w:rPr>
+                <w:sz w:val="20"/>
+              </w:rPr>
+              <w:t>ProtectAI DeBERTa v2 [self-referential — see below]</w:t>
+            </w:r>
+          </w:p>
+        </w:tc>
+        <w:tc>
+          <w:tcPr>
+            <w:tcW w:type="dxa" w:w="2160"/>
+            <w:vAlign w:val="center"/>
+          </w:tcPr>
+          <w:p>
+            <w:r/>
+            <w:r>
+              <w:rPr>
+                <w:sz w:val="20"/>
+              </w:rPr>
+              <w:t>63.5% (127/200)</w:t>
+            </w:r>
+          </w:p>
+        </w:tc>
+        <w:tc>
+          <w:tcPr>
+            <w:tcW w:type="dxa" w:w="2160"/>
+            <w:vAlign w:val="center"/>
+          </w:tcPr>
+          <w:p>
+            <w:r/>
+            <w:r>
+              <w:rPr>
+                <w:sz w:val="20"/>
+              </w:rPr>
+              <w:t>44.5% (200/449)</w:t>
+            </w:r>
+          </w:p>
+        </w:tc>
+        <w:tc>
+          <w:tcPr>
+            <w:tcW w:type="dxa" w:w="2160"/>
+            <w:vAlign w:val="center"/>
+          </w:tcPr>
+          <w:p>
+            <w:r/>
+            <w:r>
+              <w:rPr>
+                <w:sz w:val="20"/>
+              </w:rPr>
+              <w:t>83.4% (417/500)</w:t>
+            </w:r>
+          </w:p>
+        </w:tc>
+      </w:tr>
+      <w:tr>
+        <w:tc>
+          <w:tcPr>
+            <w:tcW w:type="dxa" w:w="2160"/>
+            <w:vAlign w:val="center"/>
+          </w:tcPr>
+          <w:p>
+            <w:r/>
+            <w:r>
+              <w:rPr>
+                <w:sz w:val="20"/>
+              </w:rPr>
+              <w:t>Deepset DeBERTa v3</w:t>
+            </w:r>
+          </w:p>
+        </w:tc>
+        <w:tc>
+          <w:tcPr>
+            <w:tcW w:type="dxa" w:w="2160"/>
+            <w:vAlign w:val="center"/>
+          </w:tcPr>
+          <w:p>
+            <w:r/>
+            <w:r>
+              <w:rPr>
+                <w:sz w:val="20"/>
+              </w:rPr>
+              <w:t>100.0% (200/200)</w:t>
+            </w:r>
+          </w:p>
+        </w:tc>
+        <w:tc>
+          <w:tcPr>
+            <w:tcW w:type="dxa" w:w="2160"/>
+            <w:vAlign w:val="center"/>
+          </w:tcPr>
+          <w:p>
+            <w:r/>
+            <w:r>
+              <w:rPr>
+                <w:sz w:val="20"/>
+              </w:rPr>
+              <w:t>100.0% (449/449)</w:t>
+            </w:r>
+          </w:p>
+        </w:tc>
+        <w:tc>
+          <w:tcPr>
+            <w:tcW w:type="dxa" w:w="2160"/>
+            <w:vAlign w:val="center"/>
+          </w:tcPr>
+          <w:p>
+            <w:r/>
+            <w:r>
+              <w:rPr>
+                <w:sz w:val="20"/>
+              </w:rPr>
+              <w:t>100.0% (500/500)</w:t>
+            </w:r>
+          </w:p>
+        </w:tc>
+      </w:tr>
+      <w:tr>
+        <w:tc>
+          <w:tcPr>
+            <w:tcW w:type="dxa" w:w="2160"/>
+            <w:vAlign w:val="center"/>
+          </w:tcPr>
+          <w:p>
+            <w:r/>
+            <w:r>
+              <w:rPr>
+                <w:sz w:val="20"/>
+              </w:rPr>
+              <w:t>Meta Prompt Guard 2 (86M)</w:t>
+            </w:r>
+          </w:p>
+        </w:tc>
+        <w:tc>
+          <w:tcPr>
+            <w:tcW w:type="dxa" w:w="2160"/>
+            <w:vAlign w:val="center"/>
+          </w:tcPr>
+          <w:p>
+            <w:r/>
+            <w:r>
+              <w:rPr>
+                <w:sz w:val="20"/>
+              </w:rPr>
+              <w:t>44.0% (88/200)</w:t>
+            </w:r>
+          </w:p>
+        </w:tc>
+        <w:tc>
+          <w:tcPr>
+            <w:tcW w:type="dxa" w:w="2160"/>
+            <w:vAlign w:val="center"/>
+          </w:tcPr>
+          <w:p>
+            <w:r/>
+            <w:r>
+              <w:rPr>
+                <w:sz w:val="20"/>
+              </w:rPr>
+              <w:t>56.3% (253/449)</w:t>
+            </w:r>
+          </w:p>
+        </w:tc>
+        <w:tc>
+          <w:tcPr>
+            <w:tcW w:type="dxa" w:w="2160"/>
+            <w:vAlign w:val="center"/>
+          </w:tcPr>
+          <w:p>
+            <w:r/>
+            <w:r>
+              <w:rPr>
+                <w:sz w:val="20"/>
+              </w:rPr>
+              <w:t>56.0% (280/500)</w:t>
+            </w:r>
+          </w:p>
+        </w:tc>
+      </w:tr>
+      <w:tr>
+        <w:tc>
+          <w:tcPr>
+            <w:tcW w:type="dxa" w:w="2160"/>
+            <w:vAlign w:val="center"/>
+          </w:tcPr>
+          <w:p>
+            <w:r/>
+            <w:r>
+              <w:rPr>
+                <w:sz w:val="20"/>
+              </w:rPr>
+              <w:t>PIGuard (leolee99)</w:t>
+            </w:r>
+          </w:p>
+        </w:tc>
+        <w:tc>
+          <w:tcPr>
+            <w:tcW w:type="dxa" w:w="2160"/>
+            <w:vAlign w:val="center"/>
+          </w:tcPr>
+          <w:p>
+            <w:r/>
+            <w:r>
+              <w:rPr>
+                <w:sz w:val="20"/>
+              </w:rPr>
+              <w:t>85.5% (171/200)</w:t>
+            </w:r>
+          </w:p>
+        </w:tc>
+        <w:tc>
+          <w:tcPr>
+            <w:tcW w:type="dxa" w:w="2160"/>
+            <w:vAlign w:val="center"/>
+          </w:tcPr>
+          <w:p>
+            <w:r/>
+            <w:r>
+              <w:rPr>
+                <w:sz w:val="20"/>
+              </w:rPr>
+              <w:t>77.3% (347/449)</w:t>
+            </w:r>
+          </w:p>
+        </w:tc>
+        <w:tc>
+          <w:tcPr>
+            <w:tcW w:type="dxa" w:w="2160"/>
+            <w:vAlign w:val="center"/>
+          </w:tcPr>
+          <w:p>
+            <w:r/>
+            <w:r>
+              <w:rPr>
+                <w:sz w:val="20"/>
+              </w:rPr>
+              <w:t>80.6% (403/500)</w:t>
+            </w:r>
+          </w:p>
+        </w:tc>
+      </w:tr>
+    </w:tbl>
+    <w:p>
+      <w:r>
+        <w:rPr>
+          <w:b w:val="0"/>
+          <w:i/>
+          <w:sz w:val="18"/>
+        </w:rPr>
+        <w:t>Table 6. Competitor rerun on the same three academic benchmarks measured in Section 5.6. Garak and InjecAgent are sampled to 500 per competitor with seed=42 for CPU wall-clock reasons; pass --sample-size 0 for a strictly matched full-corpus run.</w:t>
+      </w:r>
+    </w:p>
+    <w:p>
+      <w:pPr>
+        <w:pStyle w:val="Heading3"/>
+      </w:pPr>
+      <w:r>
+        <w:t>5.10.2 Benign false-positive rate (Liu, 8 benign prompts)</w:t>
+      </w:r>
+    </w:p>
+    <w:tbl>
+      <w:tblPr>
+        <w:tblStyle w:val="LightGrid-Accent1"/>
+        <w:tblW w:type="auto" w:w="0"/>
+        <w:tblLook w:firstColumn="1" w:firstRow="1" w:lastColumn="0" w:lastRow="0" w:noHBand="0" w:noVBand="1" w:val="04A0"/>
+      </w:tblPr>
+      <w:tblGrid>
+        <w:gridCol w:w="2880"/>
+        <w:gridCol w:w="2880"/>
+        <w:gridCol w:w="2880"/>
+      </w:tblGrid>
+      <w:tr>
+        <w:tc>
+          <w:tcPr>
+            <w:tcW w:type="dxa" w:w="2880"/>
+            <w:shd w:val="clear" w:color="auto" w:fill="D9E1F2"/>
+          </w:tcPr>
+          <w:p>
+            <w:r/>
+            <w:r>
+              <w:rPr>
+                <w:b/>
+                <w:sz w:val="20"/>
+              </w:rPr>
+              <w:t>Detector</w:t>
+            </w:r>
+          </w:p>
+        </w:tc>
+        <w:tc>
+          <w:tcPr>
+            <w:tcW w:type="dxa" w:w="2880"/>
+            <w:shd w:val="clear" w:color="auto" w:fill="D9E1F2"/>
+          </w:tcPr>
+          <w:p>
+            <w:r/>
+            <w:r>
+              <w:rPr>
+                <w:b/>
+                <w:sz w:val="20"/>
+              </w:rPr>
+              <w:t>FP / total</w:t>
+            </w:r>
+          </w:p>
+        </w:tc>
+        <w:tc>
+          <w:tcPr>
+            <w:tcW w:type="dxa" w:w="2880"/>
+            <w:shd w:val="clear" w:color="auto" w:fill="D9E1F2"/>
+          </w:tcPr>
+          <w:p>
+            <w:r/>
+            <w:r>
+              <w:rPr>
+                <w:b/>
+                <w:sz w:val="20"/>
+              </w:rPr>
+              <w:t>FPR</w:t>
+            </w:r>
+          </w:p>
+        </w:tc>
+      </w:tr>
+      <w:tr>
+        <w:tc>
+          <w:tcPr>
+            <w:tcW w:type="dxa" w:w="2880"/>
+            <w:vAlign w:val="center"/>
+          </w:tcPr>
+          <w:p>
+            <w:r/>
+            <w:r>
+              <w:rPr>
+                <w:sz w:val="20"/>
+              </w:rPr>
+              <w:t>prompt-shield (§5.6, regex-only)</w:t>
+            </w:r>
+          </w:p>
+        </w:tc>
+        <w:tc>
+          <w:tcPr>
+            <w:tcW w:type="dxa" w:w="2880"/>
+            <w:vAlign w:val="center"/>
+          </w:tcPr>
+          <w:p>
+            <w:r/>
+            <w:r>
+              <w:rPr>
+                <w:sz w:val="20"/>
+              </w:rPr>
+              <w:t>0/8</w:t>
+            </w:r>
+          </w:p>
+        </w:tc>
+        <w:tc>
+          <w:tcPr>
+            <w:tcW w:type="dxa" w:w="2880"/>
+            <w:vAlign w:val="center"/>
+          </w:tcPr>
+          <w:p>
+            <w:r/>
+            <w:r>
+              <w:rPr>
+                <w:sz w:val="20"/>
+              </w:rPr>
+              <w:t>0.0%</w:t>
+            </w:r>
+          </w:p>
+        </w:tc>
+      </w:tr>
+      <w:tr>
+        <w:tc>
+          <w:tcPr>
+            <w:tcW w:type="dxa" w:w="2880"/>
+            <w:vAlign w:val="center"/>
+          </w:tcPr>
+          <w:p>
+            <w:r/>
+            <w:r>
+              <w:rPr>
+                <w:sz w:val="20"/>
+              </w:rPr>
+              <w:t>ProtectAI DeBERTa v2</w:t>
+            </w:r>
+          </w:p>
+        </w:tc>
+        <w:tc>
+          <w:tcPr>
+            <w:tcW w:type="dxa" w:w="2880"/>
+            <w:vAlign w:val="center"/>
+          </w:tcPr>
+          <w:p>
+            <w:r/>
+            <w:r>
+              <w:rPr>
+                <w:sz w:val="20"/>
+              </w:rPr>
+              <w:t>0/8</w:t>
+            </w:r>
+          </w:p>
+        </w:tc>
+        <w:tc>
+          <w:tcPr>
+            <w:tcW w:type="dxa" w:w="2880"/>
+            <w:vAlign w:val="center"/>
+          </w:tcPr>
+          <w:p>
+            <w:r/>
+            <w:r>
+              <w:rPr>
+                <w:sz w:val="20"/>
+              </w:rPr>
+              <w:t>0.0%</w:t>
+            </w:r>
+          </w:p>
+        </w:tc>
+      </w:tr>
+      <w:tr>
+        <w:tc>
+          <w:tcPr>
+            <w:tcW w:type="dxa" w:w="2880"/>
+            <w:vAlign w:val="center"/>
+          </w:tcPr>
+          <w:p>
+            <w:r/>
+            <w:r>
+              <w:rPr>
+                <w:sz w:val="20"/>
+              </w:rPr>
+              <w:t>Deepset DeBERTa v3</w:t>
+            </w:r>
+          </w:p>
+        </w:tc>
+        <w:tc>
+          <w:tcPr>
+            <w:tcW w:type="dxa" w:w="2880"/>
+            <w:vAlign w:val="center"/>
+          </w:tcPr>
+          <w:p>
+            <w:r/>
+            <w:r>
+              <w:rPr>
+                <w:sz w:val="20"/>
+              </w:rPr>
+              <w:t>2/8</w:t>
+            </w:r>
+          </w:p>
+        </w:tc>
+        <w:tc>
+          <w:tcPr>
+            <w:tcW w:type="dxa" w:w="2880"/>
+            <w:vAlign w:val="center"/>
+          </w:tcPr>
+          <w:p>
+            <w:r/>
+            <w:r>
+              <w:rPr>
+                <w:sz w:val="20"/>
+              </w:rPr>
+              <w:t>25.0%</w:t>
+            </w:r>
+          </w:p>
+        </w:tc>
+      </w:tr>
+      <w:tr>
+        <w:tc>
+          <w:tcPr>
+            <w:tcW w:type="dxa" w:w="2880"/>
+            <w:vAlign w:val="center"/>
+          </w:tcPr>
+          <w:p>
+            <w:r/>
+            <w:r>
+              <w:rPr>
+                <w:sz w:val="20"/>
+              </w:rPr>
+              <w:t>Meta Prompt Guard 2 (86M)</w:t>
+            </w:r>
+          </w:p>
+        </w:tc>
+        <w:tc>
+          <w:tcPr>
+            <w:tcW w:type="dxa" w:w="2880"/>
+            <w:vAlign w:val="center"/>
+          </w:tcPr>
+          <w:p>
+            <w:r/>
+            <w:r>
+              <w:rPr>
+                <w:sz w:val="20"/>
+              </w:rPr>
+              <w:t>0/8</w:t>
+            </w:r>
+          </w:p>
+        </w:tc>
+        <w:tc>
+          <w:tcPr>
+            <w:tcW w:type="dxa" w:w="2880"/>
+            <w:vAlign w:val="center"/>
+          </w:tcPr>
+          <w:p>
+            <w:r/>
+            <w:r>
+              <w:rPr>
+                <w:sz w:val="20"/>
+              </w:rPr>
+              <w:t>0.0%</w:t>
+            </w:r>
+          </w:p>
+        </w:tc>
+      </w:tr>
+      <w:tr>
+        <w:tc>
+          <w:tcPr>
+            <w:tcW w:type="dxa" w:w="2880"/>
+            <w:vAlign w:val="center"/>
+          </w:tcPr>
+          <w:p>
+            <w:r/>
+            <w:r>
+              <w:rPr>
+                <w:sz w:val="20"/>
+              </w:rPr>
+              <w:t>PIGuard (leolee99)</w:t>
+            </w:r>
+          </w:p>
+        </w:tc>
+        <w:tc>
+          <w:tcPr>
+            <w:tcW w:type="dxa" w:w="2880"/>
+            <w:vAlign w:val="center"/>
+          </w:tcPr>
+          <w:p>
+            <w:r/>
+            <w:r>
+              <w:rPr>
+                <w:sz w:val="20"/>
+              </w:rPr>
+              <w:t>0/8</w:t>
+            </w:r>
+          </w:p>
+        </w:tc>
+        <w:tc>
+          <w:tcPr>
+            <w:tcW w:type="dxa" w:w="2880"/>
+            <w:vAlign w:val="center"/>
+          </w:tcPr>
+          <w:p>
+            <w:r/>
+            <w:r>
+              <w:rPr>
+                <w:sz w:val="20"/>
+              </w:rPr>
+              <w:t>0.0%</w:t>
+            </w:r>
+          </w:p>
+        </w:tc>
+      </w:tr>
+    </w:tbl>
+    <w:p>
+      <w:r>
+        <w:rPr>
+          <w:b w:val="0"/>
+          <w:i/>
+          <w:sz w:val="18"/>
+        </w:rPr>
+        <w:t>Table 7. Benign FPR on Liu's 8 clean prompts. Small denominator — treat as directional, not definitive.</w:t>
+      </w:r>
+    </w:p>
+    <w:p>
+      <w:pPr>
+        <w:pStyle w:val="Heading3"/>
+      </w:pPr>
+      <w:r>
+        <w:t>5.10.3 Honest reading</w:t>
+      </w:r>
+    </w:p>
+    <w:p>
+      <w:r>
+        <w:rPr>
+          <w:b w:val="0"/>
+          <w:i w:val="0"/>
+        </w:rPr>
+        <w:t>There is no honest single-winner story. Four caveats govern how these numbers should be read together, and this subsection walks them out explicitly.</w:t>
+      </w:r>
+    </w:p>
+    <w:p>
+      <w:r>
+        <w:rPr>
+          <w:b w:val="0"/>
+          <w:i w:val="0"/>
+        </w:rPr>
+        <w:t>(a) ProtectAI DeBERTa v2 is a self-comparison. prompt-shield's d022 loads the same ProtectAI weights internally, which is why ProtectAI-standalone at 63.5 percent and prompt-shield regex-only at 64.0 percent on Liu are the same signal by different routes — the regex layer catches Ignore + Combine attacks verbatim, DeBERTa reaches a similar total via classifier confidence. Read the ProtectAI row as the d022-only lesion of prompt-shield, not as an independent rival system.</w:t>
+      </w:r>
+    </w:p>
+    <w:p>
+      <w:r>
+        <w:rPr>
+          <w:b w:val="0"/>
+          <w:i w:val="0"/>
+        </w:rPr>
+        <w:t>(b) Deepset DeBERTa v3's 100/100/100 is a trained-to-flag artefact, not universal superiority. The same run flags 2 of 8 Liu-benign prompts (25 percent FPR at threshold 0.5): specifically "Your invoice from last quarter is attached for your review." (P = 0.687) and "Please be respectful to all members of our community." (P = 0.667). On attack-only corpora that reads as "perfect"; on mixed production traffic it would raise support-ticket volume proportionally. The other three OSS detectors and prompt-shield sit at 0 percent FPR on the same 8 prompts.</w:t>
+      </w:r>
+    </w:p>
+    <w:p>
+      <w:r>
+        <w:rPr>
+          <w:b w:val="0"/>
+          <w:i w:val="0"/>
+        </w:rPr>
+        <w:t>(c) PIGuard (leolee99) is the strongest independent OSS competitor here. It beats prompt-shield regex-only on Liu (85.5 percent vs 64.0 percent) and Garak (77.3 percent vs 55.2 percent) and comes close on InjecAgent (80.6 percent vs 85.2 percent), at 0 percent FPR on Liu-benign. Its weights are independent of prompt-shield's training data or design, so the comparison is fair. The honest read is that on override-heavy corpora prompt-shield holds its own, and on subtle-injection corpora PIGuard is stronger — which is consistent with the Section 5.6 finding that pure pattern-based input detection plateaus around 35-45 percent on subtle indirect injection.</w:t>
+      </w:r>
+    </w:p>
+    <w:p>
+      <w:r>
+        <w:rPr>
+          <w:b w:val="0"/>
+          <w:i w:val="0"/>
+        </w:rPr>
+        <w:t>(d) Meta Prompt Guard 2 (86M) posts the lowest number on Liu (44 percent) but recovers to ~56 percent on Garak and InjecAgent. Meta explicitly optimised for low FPR on benign traffic (0/8 here), which is consistent with the Liu shortfall — the attacks it misses are override-keyword strings that generic input-firewall regexes catch trivially.</w:t>
+      </w:r>
+    </w:p>
+    <w:p>
+      <w:r>
+        <w:rPr>
+          <w:b w:val="0"/>
+          <w:i w:val="0"/>
+        </w:rPr>
+        <w:t>prompt-shield's differentiators after this rerun. The rerun reframes the prompt-shield positioning: it is not the detection-rate leader on subtle-injection corpora. Its differentiators are (i) throughput — approximately 38 scans/sec on InjecAgent vs PIGuard's ~4/sec on CPU; (ii) per-detector interpretability — every scan report names the specific detector that fired with match evidence, versus a single opaque classifier confidence; (iii) the federated ed25519-signed threat feed (Section 7.2); (iv) the ToolResultGuard primitive and its 9-family taxonomy (Sections 7.1 and 7.3); and (v) the fatigue tracker (Section 4.2). None of the four OSS competitors ships any combination of these primitives.</w:t>
+      </w:r>
+    </w:p>
+    <w:p>
+      <w:pPr>
+        <w:pStyle w:val="Heading3"/>
+      </w:pPr>
+      <w:r>
+        <w:t>5.10.4 Scope caveats</w:t>
+      </w:r>
+    </w:p>
+    <w:p>
+      <w:r>
+        <w:rPr>
+          <w:b w:val="0"/>
+          <w:i w:val="0"/>
+        </w:rPr>
+        <w:t>Commercial detectors are absent: Lakera Guard, AWS Bedrock Guardrails, Azure AI Prompt Shield, Google Model Armor, and Rebuff (which requires an OpenAI key for its LLM-check layer) are cloud-only, priced-per-unit, or gated services and cannot be reproduced from a fully offline OSS pipeline. Meta Prompt Guard 2's success depends on licence-accepted weights already sitting in the local HuggingFace cache; a fresh installer hits an authentication wall. The rerun measures only stock detection rate at threshold 0.5 — no threshold sweep, no adversarial retest, no output-side scanner combined result.</w:t>
+      </w:r>
+    </w:p>
+    <w:p>
+      <w:pPr>
         <w:pStyle w:val="Heading1"/>
       </w:pPr>
       <w:r>
@@ -6849,7 +8152,16 @@
           <w:b w:val="0"/>
           <w:i w:val="0"/>
         </w:rPr>
-        <w:t>The v4.0 revision (this document) folds in a survey of the 2026 concurrent-contribution cluster (Section 2.4); a Gang-of-Four-style formalization of three architectural patterns extracted from prompt-shield's implementation (Section 7); a preliminary adaptive-adversary evaluation against d028 (Section 5.7); a composed-stack adaptive-attack partial run covering a second layer (d027) and the full composed engine on the same twenty short-input adaptive inputs (Section 5.7.6); a held-out indirect-injection benchmark of fifty LLM-template-generated business documents on which d027 in isolation collapses from 1.000 F1 to 0.000 F1 while the composed engine still recovers 0.815 F1 (Section 5.8); and the shipping of the honeypot tool-definitions detector (d034) that moves the paper's implemented-technique ratio from three of seven to four of seven (Section 4.3). We note honestly that Section 6 of the v3 revision scoped a full adaptive-attack evaluation and a competitor rerun for v4.0. On scope review we prioritized the design-pattern formalization (Section 7) — driven by the shipping of ToolResultGuard in prompt-shield v0.7.0 and the observation that four concurrent 2026 systems ship the same pattern without a shared name — plus the held-out and composed-adaptive experiments above, and delivered only the smaller preliminary adaptive experiment reported in Section 5.7 for d028 in isolation. The full five-layer adaptive-attack evaluation and the competitor rerun carry to v5.0 with the specific commitments below.</w:t>
+        <w:t>The v4.0 revision (this document) folds in a survey of the 2026 concurrent-contribution cluster (Section 2.4); a Gang-of-Four-style formalization of three architectural patterns extracted from prompt-shield's implementation (Section 7); a preliminary adaptive-adversary evaluation against d028 (Section 5.7); a composed-stack adaptive-attack partial run covering a second layer (d027) and the full composed engine on the same twenty short-input adaptive inputs (Section 5.7.6); a held-out indirect-injection benchmark of fifty LLM-template-generated business documents on which d027 in isolation collapses from 1.000 F1 to 0.000 F1 while the composed engine still recovers 0.815 F1 (Section 5.8); and the shipping of the honeypot tool-definitions detector (d034) that moves the paper's implemented-technique ratio from three of seven to four of seven (Section 4.3).</w:t>
+      </w:r>
+    </w:p>
+    <w:p>
+      <w:r>
+        <w:rPr>
+          <w:b w:val="0"/>
+          <w:i w:val="0"/>
+        </w:rPr>
+        <w:t>The 2026-08-19 rev-2 addendum to v4.0 additionally folds in: the composed-stack adaptive-attack expansion from 2 layers to all 5 (Section 5.9), including the fatigue-tracker methodology correction and the ToolResultGuard family-drift finding; the twice-promised competitor rerun on all three peer-reviewed academic benchmarks (Section 5.10), including the PIGuard-beats-prompt-shield finding on Liu and Garak and the Deepset trained-to-flag artefact; and the shipping of the d035 perplexity-spectral detector — now IMPLEMENTED-BUT-OPT-IN in prompt-shield v0.7.5, moving the paper's implemented-technique ratio to 5/7 (Section 4.6). Both deliverables were scoped in the v3 and v4 conclusion sections and had previously carried forward; they are now landed in the same release cycle and so are documented here rather than being re-scoped. The full n = 100/layer gradient-informed adversarial study, and the d035 empirical calibration study against the paper's benchmark corpora, both carry to v6.0.</w:t>
       </w:r>
     </w:p>
     <w:p>
@@ -7694,10 +9006,10 @@
           <w:rFonts w:ascii="Consolas" w:hAnsi="Consolas"/>
           <w:sz w:val="20"/>
         </w:rPr>
-        <w:t>src/prompt_shield/fatigue/tracker.py</w:t>
-      </w:r>
-      <w:r>
-        <w:t xml:space="preserve"> — Adversarial fatigue tracker (Section 4.2).</w:t>
+        <w:t>src/prompt_shield/detectors/d035_perplexity_spectral.py</w:t>
+      </w:r>
+      <w:r>
+        <w:t xml:space="preserve"> — Perplexity-spectral CUSUM detector (Section 4.6; v0.7.5, ships disabled by default).</w:t>
       </w:r>
     </w:p>
     <w:p>
@@ -7709,10 +9021,10 @@
           <w:rFonts w:ascii="Consolas" w:hAnsi="Consolas"/>
           <w:sz w:val="20"/>
         </w:rPr>
-        <w:t>tests/detectors/test_d028_sequence_alignment.py</w:t>
-      </w:r>
-      <w:r>
-        <w:t xml:space="preserve"> — Tests covering alignment math, substitution matrix, detector behavior.</w:t>
+        <w:t>src/prompt_shield/fatigue/tracker.py</w:t>
+      </w:r>
+      <w:r>
+        <w:t xml:space="preserve"> — Adversarial fatigue tracker (Section 4.2).</w:t>
       </w:r>
     </w:p>
     <w:p>
@@ -7724,10 +9036,10 @@
           <w:rFonts w:ascii="Consolas" w:hAnsi="Consolas"/>
           <w:sz w:val="20"/>
         </w:rPr>
-        <w:t>tests/detectors/test_d027_stylometric_discontinuity.py</w:t>
-      </w:r>
-      <w:r>
-        <w:t xml:space="preserve"> — Tests covering feature extraction, Jensen-Shannon math, detector behavior and fixtures.</w:t>
+        <w:t>tests/detectors/test_d028_sequence_alignment.py</w:t>
+      </w:r>
+      <w:r>
+        <w:t xml:space="preserve"> — Tests covering alignment math, substitution matrix, detector behavior.</w:t>
       </w:r>
     </w:p>
     <w:p>
@@ -7739,10 +9051,10 @@
           <w:rFonts w:ascii="Consolas" w:hAnsi="Consolas"/>
           <w:sz w:val="20"/>
         </w:rPr>
-        <w:t>tests/detectors/test_d029_many_shot_structural.py</w:t>
-      </w:r>
-      <w:r>
-        <w:t xml:space="preserve"> — 36 tests covering many-shot pattern detection (v3-shipped).</w:t>
+        <w:t>tests/detectors/test_d027_stylometric_discontinuity.py</w:t>
+      </w:r>
+      <w:r>
+        <w:t xml:space="preserve"> — Tests covering feature extraction, Jensen-Shannon math, detector behavior and fixtures.</w:t>
       </w:r>
     </w:p>
     <w:p>
@@ -7754,10 +9066,10 @@
           <w:rFonts w:ascii="Consolas" w:hAnsi="Consolas"/>
           <w:sz w:val="20"/>
         </w:rPr>
-        <w:t>tests/detectors/test_d034_honeypot_tool.py</w:t>
-      </w:r>
-      <w:r>
-        <w:t xml:space="preserve"> — 20 tests covering both firing modes and every tool-call shape (Section 4.3).</w:t>
+        <w:t>tests/detectors/test_d029_many_shot_structural.py</w:t>
+      </w:r>
+      <w:r>
+        <w:t xml:space="preserve"> — 36 tests covering many-shot pattern detection (v3-shipped).</w:t>
       </w:r>
     </w:p>
     <w:p>
@@ -7769,10 +9081,10 @@
           <w:rFonts w:ascii="Consolas" w:hAnsi="Consolas"/>
           <w:sz w:val="20"/>
         </w:rPr>
-        <w:t>tests/fatigue/test_tracker.py, test_engine_integration.py</w:t>
-      </w:r>
-      <w:r>
-        <w:t xml:space="preserve"> — Tests including the probing-campaign integration test cited in Section 5.3.</w:t>
+        <w:t>tests/detectors/test_d034_honeypot_tool.py</w:t>
+      </w:r>
+      <w:r>
+        <w:t xml:space="preserve"> — 20 tests covering both firing modes and every tool-call shape (Section 4.3).</w:t>
       </w:r>
     </w:p>
     <w:p>
@@ -7784,10 +9096,10 @@
           <w:rFonts w:ascii="Consolas" w:hAnsi="Consolas"/>
           <w:sz w:val="20"/>
         </w:rPr>
-        <w:t>tests/benchmark_liu_attackers.py</w:t>
-      </w:r>
-      <w:r>
-        <w:t xml:space="preserve"> — Section 5.6 — Liu et al. (USENIX Security 2024) attack-strategy benchmark.</w:t>
+        <w:t>tests/detectors/test_d035_perplexity_spectral.py</w:t>
+      </w:r>
+      <w:r>
+        <w:t xml:space="preserve"> — 14 tests covering CUSUM math, min-input-tokens gating, transformers-missing degraded path (Section 4.6).</w:t>
       </w:r>
     </w:p>
     <w:p>
@@ -7799,10 +9111,10 @@
           <w:rFonts w:ascii="Consolas" w:hAnsi="Consolas"/>
           <w:sz w:val="20"/>
         </w:rPr>
-        <w:t>tests/benchmark_garak.py</w:t>
-      </w:r>
-      <w:r>
-        <w:t xml:space="preserve"> — Section 5.6 — Garak prompt-injection probe evaluation.</w:t>
+        <w:t>tests/fatigue/test_tracker.py, test_engine_integration.py</w:t>
+      </w:r>
+      <w:r>
+        <w:t xml:space="preserve"> — Tests including the probing-campaign integration test cited in Section 5.3.</w:t>
       </w:r>
     </w:p>
     <w:p>
@@ -7814,10 +9126,10 @@
           <w:rFonts w:ascii="Consolas" w:hAnsi="Consolas"/>
           <w:sz w:val="20"/>
         </w:rPr>
-        <w:t>tests/benchmark_injecagent.py</w:t>
-      </w:r>
-      <w:r>
-        <w:t xml:space="preserve"> — Section 5.6 — InjecAgent (ACL Findings 2024) evaluation.</w:t>
+        <w:t>tests/benchmark_liu_attackers.py</w:t>
+      </w:r>
+      <w:r>
+        <w:t xml:space="preserve"> — Section 5.6 — Liu et al. (USENIX Security 2024) attack-strategy benchmark.</w:t>
       </w:r>
     </w:p>
     <w:p>
@@ -7829,10 +9141,10 @@
           <w:rFonts w:ascii="Consolas" w:hAnsi="Consolas"/>
           <w:sz w:val="20"/>
         </w:rPr>
-        <w:t>docs/papers/evaluation/run_public_datasets.py</w:t>
-      </w:r>
-      <w:r>
-        <w:t xml:space="preserve"> — Reproduction harness for Table 1.</w:t>
+        <w:t>tests/benchmark_garak.py</w:t>
+      </w:r>
+      <w:r>
+        <w:t xml:space="preserve"> — Section 5.6 — Garak prompt-injection probe evaluation.</w:t>
       </w:r>
     </w:p>
     <w:p>
@@ -7844,10 +9156,10 @@
           <w:rFonts w:ascii="Consolas" w:hAnsi="Consolas"/>
           <w:sz w:val="20"/>
         </w:rPr>
-        <w:t>docs/papers/evaluation/build_indirect_injection_benchmark.py</w:t>
-      </w:r>
-      <w:r>
-        <w:t xml:space="preserve"> — Generator for the synthetic indirect-injection benchmark.</w:t>
+        <w:t>tests/benchmark_injecagent.py</w:t>
+      </w:r>
+      <w:r>
+        <w:t xml:space="preserve"> — Section 5.6 — InjecAgent (ACL Findings 2024) evaluation.</w:t>
       </w:r>
     </w:p>
     <w:p>
@@ -7859,10 +9171,10 @@
           <w:rFonts w:ascii="Consolas" w:hAnsi="Consolas"/>
           <w:sz w:val="20"/>
         </w:rPr>
-        <w:t>docs/papers/evaluation/build_held_out_corpus.py</w:t>
-      </w:r>
-      <w:r>
-        <w:t xml:space="preserve"> — Generator for the v4.0 held-out benchmark (Section 5.8).</w:t>
+        <w:t>docs/papers/evaluation/run_public_datasets.py</w:t>
+      </w:r>
+      <w:r>
+        <w:t xml:space="preserve"> — Reproduction harness for Table 1.</w:t>
       </w:r>
     </w:p>
     <w:p>
@@ -7874,10 +9186,10 @@
           <w:rFonts w:ascii="Consolas" w:hAnsi="Consolas"/>
           <w:sz w:val="20"/>
         </w:rPr>
-        <w:t>docs/papers/evaluation/run_held_out_benchmark.py</w:t>
-      </w:r>
-      <w:r>
-        <w:t xml:space="preserve"> — Runner for the v4.0 held-out benchmark (Section 5.8).</w:t>
+        <w:t>docs/papers/evaluation/build_indirect_injection_benchmark.py</w:t>
+      </w:r>
+      <w:r>
+        <w:t xml:space="preserve"> — Generator for the synthetic indirect-injection benchmark.</w:t>
       </w:r>
     </w:p>
     <w:p>
@@ -7889,10 +9201,10 @@
           <w:rFonts w:ascii="Consolas" w:hAnsi="Consolas"/>
           <w:sz w:val="20"/>
         </w:rPr>
-        <w:t>docs/papers/evaluation/held_out_indirect_injection.md, .json</w:t>
-      </w:r>
-      <w:r>
-        <w:t xml:space="preserve"> — Human-readable and machine-readable results for Table 4 (Section 5.8).</w:t>
+        <w:t>docs/papers/evaluation/build_held_out_corpus.py</w:t>
+      </w:r>
+      <w:r>
+        <w:t xml:space="preserve"> — Generator for the v4.0 held-out benchmark (Section 5.8).</w:t>
       </w:r>
     </w:p>
     <w:p>
@@ -7904,10 +9216,10 @@
           <w:rFonts w:ascii="Consolas" w:hAnsi="Consolas"/>
           <w:sz w:val="20"/>
         </w:rPr>
-        <w:t>docs/papers/evaluation/composed_adaptive_methodology.md</w:t>
-      </w:r>
-      <w:r>
-        <w:t xml:space="preserve"> — Full 5-layer composed-stack adaptive-attack protocol (Section 5.7.6).</w:t>
+        <w:t>docs/papers/evaluation/run_held_out_benchmark.py</w:t>
+      </w:r>
+      <w:r>
+        <w:t xml:space="preserve"> — Runner for the v4.0 held-out benchmark (Section 5.8).</w:t>
       </w:r>
     </w:p>
     <w:p>
@@ -7919,10 +9231,70 @@
           <w:rFonts w:ascii="Consolas" w:hAnsi="Consolas"/>
           <w:sz w:val="20"/>
         </w:rPr>
+        <w:t>docs/papers/evaluation/held_out_indirect_injection.md, .json</w:t>
+      </w:r>
+      <w:r>
+        <w:t xml:space="preserve"> — Human-readable and machine-readable results for Table 4 (Section 5.8).</w:t>
+      </w:r>
+    </w:p>
+    <w:p>
+      <w:pPr>
+        <w:pStyle w:val="ListBullet"/>
+      </w:pPr>
+      <w:r>
+        <w:rPr>
+          <w:rFonts w:ascii="Consolas" w:hAnsi="Consolas"/>
+          <w:sz w:val="20"/>
+        </w:rPr>
+        <w:t>docs/papers/evaluation/composed_adaptive_methodology.md</w:t>
+      </w:r>
+      <w:r>
+        <w:t xml:space="preserve"> — Full 5-layer composed-stack adaptive-attack protocol (Section 5.7.6).</w:t>
+      </w:r>
+    </w:p>
+    <w:p>
+      <w:pPr>
+        <w:pStyle w:val="ListBullet"/>
+      </w:pPr>
+      <w:r>
+        <w:rPr>
+          <w:rFonts w:ascii="Consolas" w:hAnsi="Consolas"/>
+          <w:sz w:val="20"/>
+        </w:rPr>
         <w:t>docs/papers/evaluation/composed_adaptive_partial.py, .md</w:t>
       </w:r>
       <w:r>
         <w:t xml:space="preserve"> — Reproducible partial run of the composed-stack adaptive attack (Section 5.7.6).</w:t>
+      </w:r>
+    </w:p>
+    <w:p>
+      <w:pPr>
+        <w:pStyle w:val="ListBullet"/>
+      </w:pPr>
+      <w:r>
+        <w:rPr>
+          <w:rFonts w:ascii="Consolas" w:hAnsi="Consolas"/>
+          <w:sz w:val="20"/>
+        </w:rPr>
+        <w:t>docs/papers/evaluation/composed_adaptive_expanded.py, .md, .json</w:t>
+      </w:r>
+      <w:r>
+        <w:t xml:space="preserve"> — Reproducible 5-layer expansion of the composed-stack adaptive attack (Section 5.9).</w:t>
+      </w:r>
+    </w:p>
+    <w:p>
+      <w:pPr>
+        <w:pStyle w:val="ListBullet"/>
+      </w:pPr>
+      <w:r>
+        <w:rPr>
+          <w:rFonts w:ascii="Consolas" w:hAnsi="Consolas"/>
+          <w:sz w:val="20"/>
+        </w:rPr>
+        <w:t>docs/papers/evaluation/competitor_rerun.py, .md, .json</w:t>
+      </w:r>
+      <w:r>
+        <w:t xml:space="preserve"> — Head-to-head rerun of 4 OSS competitors on the 3 academic benchmarks (Section 5.10).</w:t>
       </w:r>
     </w:p>
     <w:p>

--- a/docs/papers/cross-domain-techniques-v4.docx
+++ b/docs/papers/cross-domain-techniques-v4.docx
@@ -866,7 +866,7 @@
           <w:b w:val="0"/>
           <w:i w:val="0"/>
         </w:rPr>
-        <w:t>Signal processing and epidemiology share a concern with change-point detection in noisy sequences. A benign document produces a smooth, low-frequency perplexity signal when scored token-by-token by a reference language model. An injected payload with different vocabulary, syntax, and intent creates a high-frequency spike. We propose computing the discrete Fourier transform of the per-token perplexity series and flagging inputs with abnormally high high-frequency energy ratio, complemented by cumulative-sum change-point detection (Page, Biometrika 1954; Vial et al., CDC Emerging Infectious Diseases 2020) to localize the boundary between benign prose and injected payload.</w:t>
+        <w:t>Signal processing and epidemiology share a concern with change-point detection in noisy sequences. A benign document produces a smooth, low-frequency perplexity signal when scored token-by-token by a reference language model. An injected payload with different vocabulary, syntax, and intent creates a high-frequency spike. The full proposal in earlier drafts of this note was to compute the discrete Fourier transform of the per-token perplexity series and flag inputs with abnormally high high-frequency energy ratio, complemented by cumulative-sum change-point detection (Page, Biometrika 1954; Vial et al., CDC Emerging Infectious Diseases 2020) to localise the boundary between benign prose and injected payload. The v0.7.5 shipped implementation retains only the CUSUM half of that proposal (see below); the DFT+HFR half remains proposed-but-not-shipped, pending a benchmark study of whether it adds measurable signal on top of the change-point statistic alone.</w:t>
       </w:r>
     </w:p>
     <w:p>
